--- a/docs/Common-hotkeys.docx
+++ b/docs/Common-hotkeys.docx
@@ -1,6 +1,6 @@
 
 <file path=word/document.xml><?xml version="1.0" encoding="utf-8"?>
-<w:document xmlns:wpc="http://schemas.microsoft.com/office/word/2010/wordprocessingCanvas" xmlns:cx="http://schemas.microsoft.com/office/drawing/2014/chartex" xmlns:cx1="http://schemas.microsoft.com/office/drawing/2015/9/8/chartex" xmlns:cx2="http://schemas.microsoft.com/office/drawing/2015/10/21/chartex" xmlns:cx3="http://schemas.microsoft.com/office/drawing/2016/5/9/chartex" xmlns:cx4="http://schemas.microsoft.com/office/drawing/2016/5/10/chartex" xmlns:cx5="http://schemas.microsoft.com/office/drawing/2016/5/11/chartex" xmlns:cx6="http://schemas.microsoft.com/office/drawing/2016/5/12/chartex" xmlns:cx7="http://schemas.microsoft.com/office/drawing/2016/5/13/chartex" xmlns:cx8="http://schemas.microsoft.com/office/drawing/2016/5/14/chartex" xmlns:mc="http://schemas.openxmlformats.org/markup-compatibility/2006" xmlns:aink="http://schemas.microsoft.com/office/drawing/2016/ink" xmlns:am3d="http://schemas.microsoft.com/office/drawing/2017/model3d" xmlns:o="urn:schemas-microsoft-com:office:office" xmlns:r="http://schemas.openxmlformats.org/officeDocument/2006/relationships" xmlns:m="http://schemas.openxmlformats.org/officeDocument/2006/math" xmlns:v="urn:schemas-microsoft-com:vml" xmlns:wp14="http://schemas.microsoft.com/office/word/2010/wordprocessingDrawing" xmlns:wp="http://schemas.openxmlformats.org/drawingml/2006/wordprocessingDrawing" xmlns:w10="urn:schemas-microsoft-com:office:word" xmlns:w="http://schemas.openxmlformats.org/wordprocessingml/2006/main" xmlns:w14="http://schemas.microsoft.com/office/word/2010/wordml" xmlns:w15="http://schemas.microsoft.com/office/word/2012/wordml" xmlns:w16cex="http://schemas.microsoft.com/office/word/2018/wordml/cex" xmlns:w16cid="http://schemas.microsoft.com/office/word/2016/wordml/cid" xmlns:w16="http://schemas.microsoft.com/office/word/2018/wordml" xmlns:w16sdtdh="http://schemas.microsoft.com/office/word/2020/wordml/sdtdatahash" xmlns:w16se="http://schemas.microsoft.com/office/word/2015/wordml/symex" xmlns:wpg="http://schemas.microsoft.com/office/word/2010/wordprocessingGroup" xmlns:wpi="http://schemas.microsoft.com/office/word/2010/wordprocessingInk" xmlns:wne="http://schemas.microsoft.com/office/word/2006/wordml" xmlns:wps="http://schemas.microsoft.com/office/word/2010/wordprocessingShape" mc:Ignorable="w14 w15 w16se w16cid w16 w16cex w16sdtdh wp14">
+<w:document xmlns:wpc="http://schemas.microsoft.com/office/word/2010/wordprocessingCanvas" xmlns:cx="http://schemas.microsoft.com/office/drawing/2014/chartex" xmlns:mc="http://schemas.openxmlformats.org/markup-compatibility/2006" xmlns:o="urn:schemas-microsoft-com:office:office" xmlns:r="http://schemas.openxmlformats.org/officeDocument/2006/relationships" xmlns:m="http://schemas.openxmlformats.org/officeDocument/2006/math" xmlns:v="urn:schemas-microsoft-com:vml" xmlns:wp14="http://schemas.microsoft.com/office/word/2010/wordprocessingDrawing" xmlns:wp="http://schemas.openxmlformats.org/drawingml/2006/wordprocessingDrawing" xmlns:w10="urn:schemas-microsoft-com:office:word" xmlns:w="http://schemas.openxmlformats.org/wordprocessingml/2006/main" xmlns:w14="http://schemas.microsoft.com/office/word/2010/wordml" xmlns:w15="http://schemas.microsoft.com/office/word/2012/wordml" xmlns:w16se="http://schemas.microsoft.com/office/word/2015/wordml/symex" xmlns:wpg="http://schemas.microsoft.com/office/word/2010/wordprocessingGroup" xmlns:wpi="http://schemas.microsoft.com/office/word/2010/wordprocessingInk" xmlns:wne="http://schemas.microsoft.com/office/word/2006/wordml" xmlns:wps="http://schemas.microsoft.com/office/word/2010/wordprocessingShape" mc:Ignorable="w14 w15 w16se wp14">
   <w:body>
     <w:p>
       <w:pPr>
@@ -321,27 +321,11 @@
             <w:proofErr w:type="spellStart"/>
             <w:r>
               <w:rPr>
-                <w:sz w:val="20"/>
-                <w:szCs w:val="20"/>
-              </w:rPr>
-              <w:t>текущей</w:t>
-            </w:r>
-            <w:proofErr w:type="spellEnd"/>
-            <w:r>
-              <w:rPr>
-                <w:sz w:val="20"/>
-                <w:szCs w:val="20"/>
-              </w:rPr>
-              <w:t xml:space="preserve"> </w:t>
-            </w:r>
-            <w:proofErr w:type="spellStart"/>
-            <w:r>
-              <w:rPr>
                 <w:spacing w:val="-2"/>
                 <w:sz w:val="20"/>
                 <w:szCs w:val="20"/>
               </w:rPr>
-              <w:t>поездки</w:t>
+              <w:t>вьювера</w:t>
             </w:r>
             <w:proofErr w:type="spellEnd"/>
           </w:p>
@@ -359,8 +343,120 @@
               <w:rPr>
                 <w:sz w:val="20"/>
                 <w:szCs w:val="20"/>
-              </w:rPr>
-            </w:pPr>
+                <w:lang w:val="ru-RU"/>
+              </w:rPr>
+            </w:pPr>
+            <w:r>
+              <w:rPr>
+                <w:sz w:val="20"/>
+                <w:szCs w:val="20"/>
+                <w:lang w:val="ru-RU"/>
+              </w:rPr>
+              <w:t>При использовании данной функции закрывается лишь программа-</w:t>
+            </w:r>
+            <w:proofErr w:type="spellStart"/>
+            <w:r>
+              <w:rPr>
+                <w:sz w:val="20"/>
+                <w:szCs w:val="20"/>
+                <w:lang w:val="ru-RU"/>
+              </w:rPr>
+              <w:t>вьювер</w:t>
+            </w:r>
+            <w:proofErr w:type="spellEnd"/>
+            <w:r>
+              <w:rPr>
+                <w:sz w:val="20"/>
+                <w:szCs w:val="20"/>
+                <w:lang w:val="ru-RU"/>
+              </w:rPr>
+              <w:t xml:space="preserve">, сервер продолжает работу. Вы можете вернуться в текущую поездку просто перезапустив </w:t>
+            </w:r>
+            <w:proofErr w:type="spellStart"/>
+            <w:r>
+              <w:rPr>
+                <w:sz w:val="20"/>
+                <w:szCs w:val="20"/>
+                <w:lang w:val="ru-RU"/>
+              </w:rPr>
+              <w:t>вьювер</w:t>
+            </w:r>
+            <w:proofErr w:type="spellEnd"/>
+            <w:r>
+              <w:rPr>
+                <w:sz w:val="20"/>
+                <w:szCs w:val="20"/>
+                <w:lang w:val="ru-RU"/>
+              </w:rPr>
+              <w:t xml:space="preserve"> из </w:t>
+            </w:r>
+            <w:proofErr w:type="spellStart"/>
+            <w:r>
+              <w:rPr>
+                <w:sz w:val="20"/>
+                <w:szCs w:val="20"/>
+                <w:lang w:val="ru-RU"/>
+              </w:rPr>
+              <w:t>лаунчера</w:t>
+            </w:r>
+            <w:proofErr w:type="spellEnd"/>
+            <w:r>
+              <w:rPr>
+                <w:sz w:val="20"/>
+                <w:szCs w:val="20"/>
+                <w:lang w:val="ru-RU"/>
+              </w:rPr>
+              <w:t xml:space="preserve"> игры. Чтобы </w:t>
+            </w:r>
+            <w:r>
+              <w:rPr>
+                <w:sz w:val="20"/>
+                <w:szCs w:val="20"/>
+                <w:lang w:val="ru-RU"/>
+              </w:rPr>
+              <w:t>прервать</w:t>
+            </w:r>
+            <w:r>
+              <w:rPr>
+                <w:sz w:val="20"/>
+                <w:szCs w:val="20"/>
+                <w:lang w:val="ru-RU"/>
+              </w:rPr>
+              <w:t xml:space="preserve"> поездку – нажмите </w:t>
+            </w:r>
+            <w:r>
+              <w:rPr>
+                <w:sz w:val="20"/>
+                <w:szCs w:val="20"/>
+              </w:rPr>
+              <w:t xml:space="preserve">“Stop server” </w:t>
+            </w:r>
+            <w:r>
+              <w:rPr>
+                <w:sz w:val="20"/>
+                <w:szCs w:val="20"/>
+                <w:lang w:val="ru-RU"/>
+              </w:rPr>
+              <w:t xml:space="preserve">в </w:t>
+            </w:r>
+            <w:proofErr w:type="spellStart"/>
+            <w:r>
+              <w:rPr>
+                <w:sz w:val="20"/>
+                <w:szCs w:val="20"/>
+                <w:lang w:val="ru-RU"/>
+              </w:rPr>
+              <w:t>лаунчере</w:t>
+            </w:r>
+            <w:proofErr w:type="spellEnd"/>
+            <w:r>
+              <w:rPr>
+                <w:sz w:val="20"/>
+                <w:szCs w:val="20"/>
+                <w:lang w:val="ru-RU"/>
+              </w:rPr>
+              <w:t>.</w:t>
+            </w:r>
           </w:p>
         </w:tc>
       </w:tr>
@@ -383,34 +479,146 @@
               <w:rPr>
                 <w:sz w:val="20"/>
                 <w:szCs w:val="20"/>
-              </w:rPr>
-            </w:pPr>
-            <w:proofErr w:type="spellStart"/>
-            <w:r>
-              <w:rPr>
-                <w:sz w:val="20"/>
-                <w:szCs w:val="20"/>
-              </w:rPr>
-              <w:t>Управление</w:t>
-            </w:r>
-            <w:proofErr w:type="spellEnd"/>
-            <w:r>
-              <w:rPr>
-                <w:sz w:val="20"/>
-                <w:szCs w:val="20"/>
-              </w:rPr>
-              <w:t xml:space="preserve"> </w:t>
-            </w:r>
-            <w:proofErr w:type="spellStart"/>
+                <w:lang w:val="ru-RU"/>
+              </w:rPr>
+            </w:pPr>
+            <w:r>
+              <w:rPr>
+                <w:sz w:val="20"/>
+                <w:szCs w:val="20"/>
+                <w:lang w:val="ru-RU"/>
+              </w:rPr>
+              <w:t xml:space="preserve">Управление </w:t>
+            </w:r>
             <w:r>
               <w:rPr>
                 <w:spacing w:val="-2"/>
                 <w:sz w:val="20"/>
                 <w:szCs w:val="20"/>
+                <w:lang w:val="ru-RU"/>
               </w:rPr>
               <w:t>камерой</w:t>
             </w:r>
-            <w:proofErr w:type="spellEnd"/>
+            <w:r>
+              <w:rPr>
+                <w:spacing w:val="-2"/>
+                <w:sz w:val="20"/>
+                <w:szCs w:val="20"/>
+                <w:lang w:val="ru-RU"/>
+              </w:rPr>
+              <w:br/>
+            </w:r>
+            <w:r>
+              <w:rPr>
+                <w:sz w:val="20"/>
+                <w:szCs w:val="20"/>
+                <w:lang w:val="ru-RU"/>
+              </w:rPr>
+              <w:t>(</w:t>
+            </w:r>
+            <w:r>
+              <w:rPr>
+                <w:sz w:val="20"/>
+                <w:szCs w:val="20"/>
+                <w:lang w:val="ru-RU"/>
+              </w:rPr>
+              <w:t xml:space="preserve">Повторное нажатие на </w:t>
+            </w:r>
+            <w:r>
+              <w:rPr>
+                <w:sz w:val="20"/>
+                <w:szCs w:val="20"/>
+              </w:rPr>
+              <w:t>F</w:t>
+            </w:r>
+            <w:r>
+              <w:rPr>
+                <w:sz w:val="20"/>
+                <w:szCs w:val="20"/>
+                <w:lang w:val="ru-RU"/>
+              </w:rPr>
+              <w:t xml:space="preserve">-клавишу сбрасывает вид на дефолтный ракурс </w:t>
+            </w:r>
+            <w:r>
+              <w:rPr>
+                <w:sz w:val="20"/>
+                <w:szCs w:val="20"/>
+                <w:lang w:val="ru-RU"/>
+              </w:rPr>
+              <w:t>к</w:t>
+            </w:r>
+            <w:r>
+              <w:rPr>
+                <w:sz w:val="20"/>
+                <w:szCs w:val="20"/>
+                <w:lang w:val="ru-RU"/>
+              </w:rPr>
+              <w:t>амеры</w:t>
+            </w:r>
+            <w:r>
+              <w:rPr>
+                <w:sz w:val="20"/>
+                <w:szCs w:val="20"/>
+                <w:lang w:val="ru-RU"/>
+              </w:rPr>
+              <w:t>, которой управляет эта клавиша</w:t>
+            </w:r>
+            <w:r>
+              <w:rPr>
+                <w:sz w:val="20"/>
+                <w:szCs w:val="20"/>
+                <w:lang w:val="ru-RU"/>
+              </w:rPr>
+              <w:t xml:space="preserve">. </w:t>
+            </w:r>
+            <w:r>
+              <w:rPr>
+                <w:sz w:val="20"/>
+                <w:szCs w:val="20"/>
+                <w:lang w:val="ru-RU"/>
+              </w:rPr>
+              <w:t>Е</w:t>
+            </w:r>
+            <w:r>
+              <w:rPr>
+                <w:sz w:val="20"/>
+                <w:szCs w:val="20"/>
+                <w:lang w:val="ru-RU"/>
+              </w:rPr>
+              <w:t>сли</w:t>
+            </w:r>
+            <w:r>
+              <w:rPr>
+                <w:sz w:val="20"/>
+                <w:szCs w:val="20"/>
+                <w:lang w:val="ru-RU"/>
+              </w:rPr>
+              <w:t xml:space="preserve"> же</w:t>
+            </w:r>
+            <w:r>
+              <w:rPr>
+                <w:sz w:val="20"/>
+                <w:szCs w:val="20"/>
+                <w:lang w:val="ru-RU"/>
+              </w:rPr>
+              <w:t xml:space="preserve"> ракурс не менялся, то повторное нажатие возвращает к пред</w:t>
+            </w:r>
+            <w:r>
+              <w:rPr>
+                <w:sz w:val="20"/>
+                <w:szCs w:val="20"/>
+                <w:lang w:val="ru-RU"/>
+              </w:rPr>
+              <w:t>ыдущему ракурсу до этого сброса</w:t>
+            </w:r>
+            <w:r>
+              <w:rPr>
+                <w:sz w:val="20"/>
+                <w:szCs w:val="20"/>
+                <w:lang w:val="ru-RU"/>
+              </w:rPr>
+              <w:t>)</w:t>
+            </w:r>
           </w:p>
         </w:tc>
       </w:tr>
@@ -430,17 +638,28 @@
               <w:ind w:left="0"/>
               <w:jc w:val="center"/>
               <w:rPr>
-                <w:sz w:val="20"/>
-                <w:szCs w:val="20"/>
-              </w:rPr>
-            </w:pPr>
-            <w:r>
-              <w:rPr>
                 <w:spacing w:val="-5"/>
                 <w:sz w:val="20"/>
                 <w:szCs w:val="20"/>
-              </w:rPr>
-              <w:t>F2</w:t>
+                <w:lang w:val="ru-RU"/>
+              </w:rPr>
+            </w:pPr>
+            <w:r>
+              <w:rPr>
+                <w:spacing w:val="-5"/>
+                <w:sz w:val="20"/>
+                <w:szCs w:val="20"/>
+              </w:rPr>
+              <w:t>F</w:t>
+            </w:r>
+            <w:r>
+              <w:rPr>
+                <w:spacing w:val="-5"/>
+                <w:sz w:val="20"/>
+                <w:szCs w:val="20"/>
+                <w:lang w:val="ru-RU"/>
+              </w:rPr>
+              <w:t>1</w:t>
             </w:r>
           </w:p>
         </w:tc>
@@ -452,79 +671,51 @@
           <w:p>
             <w:pPr>
               <w:pStyle w:val="TableParagraph"/>
-              <w:spacing w:before="0"/>
               <w:ind w:left="0"/>
-              <w:jc w:val="center"/>
-              <w:rPr>
-                <w:sz w:val="20"/>
-                <w:szCs w:val="20"/>
-                <w:lang w:val="ru-RU"/>
-              </w:rPr>
-            </w:pPr>
-            <w:r>
-              <w:rPr>
-                <w:sz w:val="20"/>
-                <w:szCs w:val="20"/>
-                <w:lang w:val="ru-RU"/>
-              </w:rPr>
-              <w:t>Камера</w:t>
-            </w:r>
-            <w:r>
-              <w:rPr>
-                <w:spacing w:val="-12"/>
-                <w:sz w:val="20"/>
-                <w:szCs w:val="20"/>
-                <w:lang w:val="ru-RU"/>
-              </w:rPr>
-              <w:t xml:space="preserve"> </w:t>
-            </w:r>
-            <w:r>
-              <w:rPr>
-                <w:sz w:val="20"/>
-                <w:szCs w:val="20"/>
-                <w:lang w:val="ru-RU"/>
-              </w:rPr>
-              <w:t>в</w:t>
-            </w:r>
-            <w:r>
-              <w:rPr>
-                <w:spacing w:val="-12"/>
-                <w:sz w:val="20"/>
-                <w:szCs w:val="20"/>
-                <w:lang w:val="ru-RU"/>
-              </w:rPr>
-              <w:t xml:space="preserve"> </w:t>
-            </w:r>
-            <w:r>
-              <w:rPr>
-                <w:sz w:val="20"/>
-                <w:szCs w:val="20"/>
-                <w:lang w:val="ru-RU"/>
-              </w:rPr>
-              <w:t>кабине</w:t>
-            </w:r>
-            <w:r>
-              <w:rPr>
-                <w:spacing w:val="-12"/>
-                <w:sz w:val="20"/>
-                <w:szCs w:val="20"/>
-                <w:lang w:val="ru-RU"/>
-              </w:rPr>
-              <w:t xml:space="preserve"> </w:t>
-            </w:r>
-            <w:r>
-              <w:rPr>
-                <w:sz w:val="20"/>
-                <w:szCs w:val="20"/>
-                <w:lang w:val="ru-RU"/>
-              </w:rPr>
-              <w:t>текущей подвижной единицы</w:t>
+              <w:rPr>
+                <w:sz w:val="20"/>
+                <w:szCs w:val="20"/>
+                <w:lang w:val="ru-RU"/>
+              </w:rPr>
+            </w:pPr>
+            <w:r>
+              <w:rPr>
+                <w:sz w:val="20"/>
+                <w:szCs w:val="20"/>
+                <w:lang w:val="ru-RU"/>
+              </w:rPr>
+              <w:t>Переключение на камеру в</w:t>
+            </w:r>
+            <w:r>
+              <w:rPr>
+                <w:sz w:val="20"/>
+                <w:szCs w:val="20"/>
+                <w:lang w:val="ru-RU"/>
+              </w:rPr>
+              <w:t xml:space="preserve"> кабин</w:t>
+            </w:r>
+            <w:r>
+              <w:rPr>
+                <w:sz w:val="20"/>
+                <w:szCs w:val="20"/>
+                <w:lang w:val="ru-RU"/>
+              </w:rPr>
+              <w:t>е</w:t>
+            </w:r>
+            <w:r>
+              <w:rPr>
+                <w:sz w:val="20"/>
+                <w:szCs w:val="20"/>
+                <w:lang w:val="ru-RU"/>
+              </w:rPr>
+              <w:t xml:space="preserve"> управляемой ПЕ</w:t>
             </w:r>
           </w:p>
         </w:tc>
         <w:tc>
           <w:tcPr>
             <w:tcW w:w="2880" w:type="pct"/>
+            <w:vMerge w:val="restart"/>
             <w:vAlign w:val="center"/>
           </w:tcPr>
           <w:p>
@@ -547,11 +738,54 @@
             </w:pPr>
             <w:r>
               <w:rPr>
-                <w:sz w:val="20"/>
-                <w:szCs w:val="20"/>
-                <w:lang w:val="ru-RU"/>
-              </w:rPr>
-              <w:t xml:space="preserve">Клик левой клавишей мыши </w:t>
+                <w:spacing w:val="-9"/>
+                <w:sz w:val="20"/>
+                <w:szCs w:val="20"/>
+                <w:lang w:val="ru-RU"/>
+              </w:rPr>
+              <w:t>Движения</w:t>
+            </w:r>
+            <w:r>
+              <w:rPr>
+                <w:spacing w:val="-9"/>
+                <w:sz w:val="20"/>
+                <w:szCs w:val="20"/>
+                <w:lang w:val="ru-RU"/>
+              </w:rPr>
+              <w:t xml:space="preserve"> </w:t>
+            </w:r>
+            <w:r>
+              <w:rPr>
+                <w:sz w:val="20"/>
+                <w:szCs w:val="20"/>
+                <w:lang w:val="ru-RU"/>
+              </w:rPr>
+              <w:t>мышью</w:t>
+            </w:r>
+            <w:r>
+              <w:rPr>
+                <w:spacing w:val="-9"/>
+                <w:sz w:val="20"/>
+                <w:szCs w:val="20"/>
+                <w:lang w:val="ru-RU"/>
+              </w:rPr>
+              <w:t xml:space="preserve"> </w:t>
+            </w:r>
+            <w:r>
+              <w:rPr>
+                <w:sz w:val="20"/>
+                <w:szCs w:val="20"/>
+                <w:lang w:val="ru-RU"/>
+              </w:rPr>
+              <w:t>с зажатой правой клавишей</w:t>
+            </w:r>
+            <w:r>
+              <w:rPr>
+                <w:sz w:val="20"/>
+                <w:szCs w:val="20"/>
+                <w:lang w:val="ru-RU"/>
+              </w:rPr>
+              <w:t xml:space="preserve"> </w:t>
             </w:r>
             <w:r>
               <w:rPr>
@@ -567,7 +801,16 @@
                 <w:szCs w:val="20"/>
                 <w:lang w:val="ru-RU"/>
               </w:rPr>
-              <w:t xml:space="preserve"> возврат</w:t>
+              <w:br/>
+              <w:t>в</w:t>
+            </w:r>
+            <w:r>
+              <w:rPr>
+                <w:sz w:val="20"/>
+                <w:szCs w:val="20"/>
+                <w:lang w:val="ru-RU"/>
+              </w:rPr>
+              <w:t>ращение</w:t>
             </w:r>
             <w:r>
               <w:rPr>
@@ -576,23 +819,6 @@
                 <w:szCs w:val="20"/>
                 <w:lang w:val="ru-RU"/>
               </w:rPr>
-              <w:br/>
-            </w:r>
-            <w:r>
-              <w:rPr>
-                <w:sz w:val="20"/>
-                <w:szCs w:val="20"/>
-                <w:lang w:val="ru-RU"/>
-              </w:rPr>
-              <w:t>в</w:t>
-            </w:r>
-            <w:r>
-              <w:rPr>
-                <w:spacing w:val="-9"/>
-                <w:sz w:val="20"/>
-                <w:szCs w:val="20"/>
-                <w:lang w:val="ru-RU"/>
-              </w:rPr>
               <w:t xml:space="preserve"> </w:t>
             </w:r>
             <w:r>
@@ -601,41 +827,7 @@
                 <w:szCs w:val="20"/>
                 <w:lang w:val="ru-RU"/>
               </w:rPr>
-              <w:t>исходную</w:t>
-            </w:r>
-            <w:r>
-              <w:rPr>
-                <w:spacing w:val="-9"/>
-                <w:sz w:val="20"/>
-                <w:szCs w:val="20"/>
-                <w:lang w:val="ru-RU"/>
-              </w:rPr>
-              <w:t xml:space="preserve"> </w:t>
-            </w:r>
-            <w:r>
-              <w:rPr>
-                <w:sz w:val="20"/>
-                <w:szCs w:val="20"/>
-                <w:lang w:val="ru-RU"/>
-              </w:rPr>
-              <w:t>точку</w:t>
-            </w:r>
-            <w:r>
-              <w:rPr>
-                <w:spacing w:val="-9"/>
-                <w:sz w:val="20"/>
-                <w:szCs w:val="20"/>
-                <w:lang w:val="ru-RU"/>
-              </w:rPr>
-              <w:t xml:space="preserve"> </w:t>
-            </w:r>
-            <w:r>
-              <w:rPr>
-                <w:sz w:val="20"/>
-                <w:szCs w:val="20"/>
-                <w:lang w:val="ru-RU"/>
-              </w:rPr>
-              <w:t>обзора</w:t>
+              <w:t>камеры</w:t>
             </w:r>
           </w:p>
           <w:p>
@@ -658,96 +850,11 @@
             </w:pPr>
             <w:r>
               <w:rPr>
-                <w:spacing w:val="-9"/>
-                <w:sz w:val="20"/>
-                <w:szCs w:val="20"/>
-                <w:lang w:val="ru-RU"/>
-              </w:rPr>
-              <w:t>Движения</w:t>
-            </w:r>
-            <w:r>
-              <w:rPr>
-                <w:spacing w:val="-9"/>
-                <w:sz w:val="20"/>
-                <w:szCs w:val="20"/>
-                <w:lang w:val="ru-RU"/>
-              </w:rPr>
-              <w:t xml:space="preserve"> </w:t>
-            </w:r>
-            <w:r>
-              <w:rPr>
-                <w:sz w:val="20"/>
-                <w:szCs w:val="20"/>
-                <w:lang w:val="ru-RU"/>
-              </w:rPr>
-              <w:t>мышью</w:t>
-            </w:r>
-            <w:r>
-              <w:rPr>
-                <w:spacing w:val="-9"/>
-                <w:sz w:val="20"/>
-                <w:szCs w:val="20"/>
-                <w:lang w:val="ru-RU"/>
-              </w:rPr>
-              <w:t xml:space="preserve"> </w:t>
-            </w:r>
-            <w:r>
-              <w:rPr>
-                <w:sz w:val="20"/>
-                <w:szCs w:val="20"/>
-                <w:lang w:val="ru-RU"/>
-              </w:rPr>
-              <w:t>с зажатой правой клавишей</w:t>
-            </w:r>
-            <w:r>
-              <w:rPr>
-                <w:sz w:val="20"/>
-                <w:szCs w:val="20"/>
-                <w:lang w:val="ru-RU"/>
-              </w:rPr>
-              <w:t xml:space="preserve"> </w:t>
-            </w:r>
-            <w:r>
-              <w:rPr>
-                <w:sz w:val="20"/>
-                <w:szCs w:val="20"/>
-                <w:lang w:val="ru-RU"/>
-              </w:rPr>
-              <w:t>–</w:t>
-            </w:r>
-            <w:r>
-              <w:rPr>
-                <w:sz w:val="20"/>
-                <w:szCs w:val="20"/>
-                <w:lang w:val="ru-RU"/>
-              </w:rPr>
-              <w:br/>
-              <w:t>в</w:t>
-            </w:r>
-            <w:r>
-              <w:rPr>
-                <w:sz w:val="20"/>
-                <w:szCs w:val="20"/>
-                <w:lang w:val="ru-RU"/>
-              </w:rPr>
-              <w:t>ращение</w:t>
-            </w:r>
-            <w:r>
-              <w:rPr>
-                <w:spacing w:val="-9"/>
-                <w:sz w:val="20"/>
-                <w:szCs w:val="20"/>
-                <w:lang w:val="ru-RU"/>
-              </w:rPr>
-              <w:t xml:space="preserve"> </w:t>
-            </w:r>
-            <w:r>
-              <w:rPr>
-                <w:sz w:val="20"/>
-                <w:szCs w:val="20"/>
-                <w:lang w:val="ru-RU"/>
-              </w:rPr>
-              <w:t>камеры</w:t>
+                <w:sz w:val="20"/>
+                <w:szCs w:val="20"/>
+                <w:lang w:val="ru-RU"/>
+              </w:rPr>
+              <w:t>Колесо мыши – увеличение/уменьшение угла обзора</w:t>
             </w:r>
           </w:p>
           <w:p>
@@ -768,14 +875,64 @@
                 <w:lang w:val="ru-RU"/>
               </w:rPr>
             </w:pPr>
-            <w:r>
-              <w:rPr>
-                <w:sz w:val="20"/>
-                <w:szCs w:val="20"/>
-                <w:lang w:val="ru-RU"/>
-              </w:rPr>
-              <w:t>Колесо мыши – увеличение/уменьшение угла обзора</w:t>
-            </w:r>
+            <w:proofErr w:type="spellStart"/>
+            <w:r>
+              <w:rPr>
+                <w:sz w:val="20"/>
+                <w:szCs w:val="20"/>
+              </w:rPr>
+              <w:t>Стрелки</w:t>
+            </w:r>
+            <w:proofErr w:type="spellEnd"/>
+            <w:r>
+              <w:rPr>
+                <w:sz w:val="20"/>
+                <w:szCs w:val="20"/>
+              </w:rPr>
+              <w:t xml:space="preserve"> – </w:t>
+            </w:r>
+            <w:proofErr w:type="spellStart"/>
+            <w:r>
+              <w:rPr>
+                <w:sz w:val="20"/>
+                <w:szCs w:val="20"/>
+              </w:rPr>
+              <w:t>перемещение</w:t>
+            </w:r>
+            <w:proofErr w:type="spellEnd"/>
+            <w:r>
+              <w:rPr>
+                <w:sz w:val="20"/>
+                <w:szCs w:val="20"/>
+              </w:rPr>
+              <w:t xml:space="preserve"> </w:t>
+            </w:r>
+            <w:proofErr w:type="spellStart"/>
+            <w:r>
+              <w:rPr>
+                <w:sz w:val="20"/>
+                <w:szCs w:val="20"/>
+              </w:rPr>
+              <w:t>по</w:t>
+            </w:r>
+            <w:proofErr w:type="spellEnd"/>
+            <w:r>
+              <w:rPr>
+                <w:sz w:val="20"/>
+                <w:szCs w:val="20"/>
+              </w:rPr>
+              <w:t xml:space="preserve"> </w:t>
+            </w:r>
+            <w:proofErr w:type="spellStart"/>
+            <w:r>
+              <w:rPr>
+                <w:spacing w:val="-2"/>
+                <w:sz w:val="20"/>
+                <w:szCs w:val="20"/>
+              </w:rPr>
+              <w:t>кабине</w:t>
+            </w:r>
+            <w:proofErr w:type="spellEnd"/>
           </w:p>
           <w:p>
             <w:pPr>
@@ -792,66 +949,101 @@
               <w:rPr>
                 <w:sz w:val="20"/>
                 <w:szCs w:val="20"/>
-              </w:rPr>
-            </w:pPr>
-            <w:proofErr w:type="spellStart"/>
-            <w:r>
-              <w:rPr>
-                <w:sz w:val="20"/>
-                <w:szCs w:val="20"/>
-              </w:rPr>
-              <w:t>Стрелки</w:t>
-            </w:r>
-            <w:proofErr w:type="spellEnd"/>
-            <w:r>
-              <w:rPr>
-                <w:sz w:val="20"/>
-                <w:szCs w:val="20"/>
-              </w:rPr>
-              <w:t xml:space="preserve"> – </w:t>
-            </w:r>
-            <w:proofErr w:type="spellStart"/>
-            <w:r>
-              <w:rPr>
-                <w:sz w:val="20"/>
-                <w:szCs w:val="20"/>
-              </w:rPr>
-              <w:t>перемещение</w:t>
-            </w:r>
-            <w:proofErr w:type="spellEnd"/>
-            <w:r>
-              <w:rPr>
-                <w:sz w:val="20"/>
-                <w:szCs w:val="20"/>
+                <w:lang w:val="ru-RU"/>
+              </w:rPr>
+            </w:pPr>
+            <w:r>
+              <w:rPr>
+                <w:sz w:val="20"/>
+                <w:szCs w:val="20"/>
+              </w:rPr>
+              <w:t>Ctrl</w:t>
+            </w:r>
+            <w:r>
+              <w:rPr>
+                <w:spacing w:val="-8"/>
+                <w:sz w:val="20"/>
+                <w:szCs w:val="20"/>
+                <w:lang w:val="ru-RU"/>
               </w:rPr>
               <w:t xml:space="preserve"> </w:t>
             </w:r>
-            <w:proofErr w:type="spellStart"/>
-            <w:r>
-              <w:rPr>
-                <w:sz w:val="20"/>
-                <w:szCs w:val="20"/>
-              </w:rPr>
-              <w:t>по</w:t>
-            </w:r>
-            <w:proofErr w:type="spellEnd"/>
-            <w:r>
-              <w:rPr>
-                <w:sz w:val="20"/>
-                <w:szCs w:val="20"/>
+            <w:r>
+              <w:rPr>
+                <w:sz w:val="20"/>
+                <w:szCs w:val="20"/>
+                <w:lang w:val="ru-RU"/>
+              </w:rPr>
+              <w:t>+</w:t>
+            </w:r>
+            <w:r>
+              <w:rPr>
+                <w:spacing w:val="-8"/>
+                <w:sz w:val="20"/>
+                <w:szCs w:val="20"/>
+                <w:lang w:val="ru-RU"/>
               </w:rPr>
               <w:t xml:space="preserve"> </w:t>
             </w:r>
-            <w:proofErr w:type="spellStart"/>
-            <w:r>
-              <w:rPr>
-                <w:spacing w:val="-2"/>
-                <w:sz w:val="20"/>
-                <w:szCs w:val="20"/>
-              </w:rPr>
-              <w:t>кабине</w:t>
-            </w:r>
-            <w:proofErr w:type="spellEnd"/>
+            <w:r>
+              <w:rPr>
+                <w:sz w:val="20"/>
+                <w:szCs w:val="20"/>
+                <w:lang w:val="ru-RU"/>
+              </w:rPr>
+              <w:t>колесо</w:t>
+            </w:r>
+            <w:r>
+              <w:rPr>
+                <w:spacing w:val="-8"/>
+                <w:sz w:val="20"/>
+                <w:szCs w:val="20"/>
+                <w:lang w:val="ru-RU"/>
+              </w:rPr>
+              <w:t xml:space="preserve"> </w:t>
+            </w:r>
+            <w:r>
+              <w:rPr>
+                <w:sz w:val="20"/>
+                <w:szCs w:val="20"/>
+                <w:lang w:val="ru-RU"/>
+              </w:rPr>
+              <w:t>мыши</w:t>
+            </w:r>
+            <w:r>
+              <w:rPr>
+                <w:spacing w:val="-8"/>
+                <w:sz w:val="20"/>
+                <w:szCs w:val="20"/>
+                <w:lang w:val="ru-RU"/>
+              </w:rPr>
+              <w:t xml:space="preserve"> </w:t>
+            </w:r>
+            <w:r>
+              <w:rPr>
+                <w:sz w:val="20"/>
+                <w:szCs w:val="20"/>
+                <w:lang w:val="ru-RU"/>
+              </w:rPr>
+              <w:t>–</w:t>
+            </w:r>
+            <w:r>
+              <w:rPr>
+                <w:spacing w:val="-8"/>
+                <w:sz w:val="20"/>
+                <w:szCs w:val="20"/>
+                <w:lang w:val="ru-RU"/>
+              </w:rPr>
+              <w:t xml:space="preserve"> </w:t>
+            </w:r>
+            <w:r>
+              <w:rPr>
+                <w:sz w:val="20"/>
+                <w:szCs w:val="20"/>
+                <w:lang w:val="ru-RU"/>
+              </w:rPr>
+              <w:t>перемещение точки обзора вверх/вниз</w:t>
+            </w:r>
           </w:p>
           <w:p>
             <w:pPr>
@@ -876,92 +1068,15 @@
                 <w:sz w:val="20"/>
                 <w:szCs w:val="20"/>
               </w:rPr>
-              <w:t>Ctrl</w:t>
-            </w:r>
-            <w:r>
-              <w:rPr>
-                <w:spacing w:val="-8"/>
-                <w:sz w:val="20"/>
-                <w:szCs w:val="20"/>
-                <w:lang w:val="ru-RU"/>
-              </w:rPr>
-              <w:t xml:space="preserve"> </w:t>
-            </w:r>
-            <w:r>
-              <w:rPr>
-                <w:sz w:val="20"/>
-                <w:szCs w:val="20"/>
-                <w:lang w:val="ru-RU"/>
-              </w:rPr>
-              <w:t>+</w:t>
-            </w:r>
-            <w:r>
-              <w:rPr>
-                <w:spacing w:val="-8"/>
-                <w:sz w:val="20"/>
-                <w:szCs w:val="20"/>
-                <w:lang w:val="ru-RU"/>
-              </w:rPr>
-              <w:t xml:space="preserve"> </w:t>
-            </w:r>
-            <w:r>
-              <w:rPr>
-                <w:sz w:val="20"/>
-                <w:szCs w:val="20"/>
-                <w:lang w:val="ru-RU"/>
-              </w:rPr>
-              <w:t>колесо</w:t>
-            </w:r>
-            <w:r>
-              <w:rPr>
-                <w:spacing w:val="-8"/>
-                <w:sz w:val="20"/>
-                <w:szCs w:val="20"/>
-                <w:lang w:val="ru-RU"/>
-              </w:rPr>
-              <w:t xml:space="preserve"> </w:t>
-            </w:r>
-            <w:r>
-              <w:rPr>
-                <w:sz w:val="20"/>
-                <w:szCs w:val="20"/>
-                <w:lang w:val="ru-RU"/>
-              </w:rPr>
-              <w:t>мыши</w:t>
-            </w:r>
-            <w:r>
-              <w:rPr>
-                <w:spacing w:val="-8"/>
-                <w:sz w:val="20"/>
-                <w:szCs w:val="20"/>
-                <w:lang w:val="ru-RU"/>
-              </w:rPr>
-              <w:t xml:space="preserve"> </w:t>
-            </w:r>
-            <w:r>
-              <w:rPr>
-                <w:sz w:val="20"/>
-                <w:szCs w:val="20"/>
-                <w:lang w:val="ru-RU"/>
-              </w:rPr>
-              <w:t>–</w:t>
-            </w:r>
-            <w:r>
-              <w:rPr>
-                <w:spacing w:val="-8"/>
-                <w:sz w:val="20"/>
-                <w:szCs w:val="20"/>
-                <w:lang w:val="ru-RU"/>
-              </w:rPr>
-              <w:t xml:space="preserve"> </w:t>
-            </w:r>
-            <w:r>
-              <w:rPr>
-                <w:sz w:val="20"/>
-                <w:szCs w:val="20"/>
-                <w:lang w:val="ru-RU"/>
-              </w:rPr>
-              <w:t>перемещение точки обзора вверх/вниз</w:t>
+              <w:t xml:space="preserve">Alt + </w:t>
+            </w:r>
+            <w:r>
+              <w:rPr>
+                <w:sz w:val="20"/>
+                <w:szCs w:val="20"/>
+                <w:lang w:val="ru-RU"/>
+              </w:rPr>
+              <w:t>стрелки – вращение камеры</w:t>
             </w:r>
           </w:p>
         </w:tc>
@@ -992,7 +1107,7 @@
                 <w:sz w:val="20"/>
                 <w:szCs w:val="20"/>
               </w:rPr>
-              <w:t>F3</w:t>
+              <w:t>F2</w:t>
             </w:r>
           </w:p>
         </w:tc>
@@ -1010,202 +1125,90 @@
               <w:rPr>
                 <w:sz w:val="20"/>
                 <w:szCs w:val="20"/>
-              </w:rPr>
-            </w:pPr>
-            <w:proofErr w:type="spellStart"/>
-            <w:r>
-              <w:rPr>
-                <w:sz w:val="20"/>
-                <w:szCs w:val="20"/>
-              </w:rPr>
-              <w:t>Внешняя</w:t>
-            </w:r>
-            <w:proofErr w:type="spellEnd"/>
-            <w:r>
-              <w:rPr>
-                <w:spacing w:val="-13"/>
-                <w:sz w:val="20"/>
-                <w:szCs w:val="20"/>
+                <w:lang w:val="ru-RU"/>
+              </w:rPr>
+            </w:pPr>
+            <w:r>
+              <w:rPr>
+                <w:sz w:val="20"/>
+                <w:szCs w:val="20"/>
+                <w:lang w:val="ru-RU"/>
+              </w:rPr>
+              <w:t>Камера</w:t>
+            </w:r>
+            <w:r>
+              <w:rPr>
+                <w:spacing w:val="-12"/>
+                <w:sz w:val="20"/>
+                <w:szCs w:val="20"/>
+                <w:lang w:val="ru-RU"/>
               </w:rPr>
               <w:t xml:space="preserve"> </w:t>
             </w:r>
-            <w:proofErr w:type="spellStart"/>
-            <w:r>
-              <w:rPr>
-                <w:sz w:val="20"/>
-                <w:szCs w:val="20"/>
-              </w:rPr>
-              <w:t>камера</w:t>
-            </w:r>
-            <w:proofErr w:type="spellEnd"/>
-            <w:r>
-              <w:rPr>
-                <w:sz w:val="20"/>
-                <w:szCs w:val="20"/>
-              </w:rPr>
-              <w:t>,</w:t>
+            <w:r>
+              <w:rPr>
+                <w:sz w:val="20"/>
+                <w:szCs w:val="20"/>
+                <w:lang w:val="ru-RU"/>
+              </w:rPr>
+              <w:t>в</w:t>
             </w:r>
             <w:r>
               <w:rPr>
                 <w:spacing w:val="-12"/>
                 <w:sz w:val="20"/>
                 <w:szCs w:val="20"/>
+                <w:lang w:val="ru-RU"/>
               </w:rPr>
               <w:t xml:space="preserve"> </w:t>
             </w:r>
-            <w:proofErr w:type="spellStart"/>
-            <w:r>
-              <w:rPr>
-                <w:sz w:val="20"/>
-                <w:szCs w:val="20"/>
-              </w:rPr>
-              <w:t>сопровождающая</w:t>
-            </w:r>
-            <w:proofErr w:type="spellEnd"/>
-            <w:r>
-              <w:rPr>
-                <w:sz w:val="20"/>
-                <w:szCs w:val="20"/>
+            <w:r>
+              <w:rPr>
+                <w:sz w:val="20"/>
+                <w:szCs w:val="20"/>
+                <w:lang w:val="ru-RU"/>
+              </w:rPr>
+              <w:t>кабине</w:t>
+            </w:r>
+            <w:r>
+              <w:rPr>
+                <w:spacing w:val="-12"/>
+                <w:sz w:val="20"/>
+                <w:szCs w:val="20"/>
+                <w:lang w:val="ru-RU"/>
               </w:rPr>
               <w:t xml:space="preserve"> </w:t>
             </w:r>
-            <w:proofErr w:type="spellStart"/>
-            <w:r>
-              <w:rPr>
-                <w:spacing w:val="-2"/>
-                <w:sz w:val="20"/>
-                <w:szCs w:val="20"/>
-              </w:rPr>
-              <w:t>поезд</w:t>
-            </w:r>
-            <w:proofErr w:type="spellEnd"/>
+            <w:r>
+              <w:rPr>
+                <w:sz w:val="20"/>
+                <w:szCs w:val="20"/>
+                <w:lang w:val="ru-RU"/>
+              </w:rPr>
+              <w:t>текущей подвижной единицы</w:t>
+            </w:r>
           </w:p>
         </w:tc>
         <w:tc>
           <w:tcPr>
             <w:tcW w:w="2880" w:type="pct"/>
+            <w:vMerge/>
             <w:vAlign w:val="center"/>
           </w:tcPr>
           <w:p>
             <w:pPr>
               <w:pStyle w:val="TableParagraph"/>
-              <w:numPr>
-                <w:ilvl w:val="0"/>
-                <w:numId w:val="5"/>
-              </w:numPr>
               <w:tabs>
                 <w:tab w:val="left" w:pos="819"/>
               </w:tabs>
               <w:spacing w:before="0" w:after="60"/>
-              <w:ind w:left="0" w:firstLine="0"/>
-              <w:rPr>
-                <w:sz w:val="20"/>
-                <w:szCs w:val="20"/>
-                <w:lang w:val="ru-RU"/>
-              </w:rPr>
-            </w:pPr>
-            <w:r>
-              <w:rPr>
-                <w:sz w:val="20"/>
-                <w:szCs w:val="20"/>
-                <w:lang w:val="ru-RU"/>
-              </w:rPr>
-              <w:t>Вращение камеры – мышью с зажатой правой клавишей</w:t>
-            </w:r>
-            <w:r>
-              <w:rPr>
-                <w:sz w:val="20"/>
-                <w:szCs w:val="20"/>
-                <w:lang w:val="ru-RU"/>
-              </w:rPr>
-              <w:t>.</w:t>
-            </w:r>
-          </w:p>
-          <w:p>
-            <w:pPr>
-              <w:pStyle w:val="TableParagraph"/>
-              <w:numPr>
-                <w:ilvl w:val="0"/>
-                <w:numId w:val="5"/>
-              </w:numPr>
-              <w:tabs>
-                <w:tab w:val="left" w:pos="819"/>
-              </w:tabs>
-              <w:spacing w:before="0" w:after="60"/>
-              <w:ind w:left="0" w:firstLine="0"/>
-              <w:rPr>
-                <w:sz w:val="20"/>
-                <w:szCs w:val="20"/>
-                <w:lang w:val="ru-RU"/>
-              </w:rPr>
-            </w:pPr>
-            <w:r>
-              <w:rPr>
-                <w:sz w:val="20"/>
-                <w:szCs w:val="20"/>
-                <w:lang w:val="ru-RU"/>
-              </w:rPr>
-              <w:t>Колесо мыши</w:t>
-            </w:r>
-            <w:r>
-              <w:rPr>
-                <w:sz w:val="20"/>
-                <w:szCs w:val="20"/>
-                <w:lang w:val="ru-RU"/>
-              </w:rPr>
-              <w:t xml:space="preserve"> </w:t>
-            </w:r>
-            <w:r>
-              <w:rPr>
-                <w:sz w:val="20"/>
-                <w:szCs w:val="20"/>
-                <w:lang w:val="ru-RU"/>
-              </w:rPr>
-              <w:t>– приближение и удаление от текущей ПЕ.</w:t>
-            </w:r>
-            <w:r>
-              <w:rPr>
-                <w:sz w:val="20"/>
-                <w:szCs w:val="20"/>
-                <w:lang w:val="ru-RU"/>
-              </w:rPr>
-              <w:br/>
-            </w:r>
-            <w:r>
-              <w:rPr>
-                <w:sz w:val="20"/>
-                <w:szCs w:val="20"/>
-                <w:lang w:val="ru-RU"/>
-              </w:rPr>
-              <w:t>С зажатым Shift – увеличение скорости в 10 раз</w:t>
-            </w:r>
-          </w:p>
-          <w:p>
-            <w:pPr>
-              <w:pStyle w:val="TableParagraph"/>
-              <w:numPr>
-                <w:ilvl w:val="0"/>
-                <w:numId w:val="5"/>
-              </w:numPr>
-              <w:tabs>
-                <w:tab w:val="left" w:pos="819"/>
-              </w:tabs>
-              <w:spacing w:before="0" w:after="60"/>
-              <w:ind w:left="0" w:firstLine="0"/>
-              <w:rPr>
-                <w:sz w:val="20"/>
-                <w:szCs w:val="20"/>
-                <w:lang w:val="ru-RU"/>
-              </w:rPr>
-            </w:pPr>
-            <w:r>
-              <w:rPr>
-                <w:sz w:val="20"/>
-                <w:szCs w:val="20"/>
-                <w:lang w:val="ru-RU"/>
-              </w:rPr>
-              <w:t>Ctrl + колесо мыши - перемещение точки обзора вверх/вниз</w:t>
-            </w:r>
+              <w:ind w:left="0"/>
+              <w:rPr>
+                <w:sz w:val="20"/>
+                <w:szCs w:val="20"/>
+                <w:lang w:val="ru-RU"/>
+              </w:rPr>
+            </w:pPr>
           </w:p>
         </w:tc>
       </w:tr>
@@ -1235,7 +1238,7 @@
                 <w:sz w:val="20"/>
                 <w:szCs w:val="20"/>
               </w:rPr>
-              <w:t>F4</w:t>
+              <w:t>F3</w:t>
             </w:r>
           </w:p>
         </w:tc>
@@ -1261,11 +1264,12 @@
                 <w:sz w:val="20"/>
                 <w:szCs w:val="20"/>
               </w:rPr>
-              <w:t>Свободная</w:t>
+              <w:t>Внешняя</w:t>
             </w:r>
             <w:proofErr w:type="spellEnd"/>
             <w:r>
               <w:rPr>
+                <w:spacing w:val="-13"/>
                 <w:sz w:val="20"/>
                 <w:szCs w:val="20"/>
               </w:rPr>
@@ -1274,11 +1278,51 @@
             <w:proofErr w:type="spellStart"/>
             <w:r>
               <w:rPr>
+                <w:sz w:val="20"/>
+                <w:szCs w:val="20"/>
+              </w:rPr>
+              <w:t>камера</w:t>
+            </w:r>
+            <w:proofErr w:type="spellEnd"/>
+            <w:r>
+              <w:rPr>
+                <w:sz w:val="20"/>
+                <w:szCs w:val="20"/>
+              </w:rPr>
+              <w:t>,</w:t>
+            </w:r>
+            <w:r>
+              <w:rPr>
+                <w:spacing w:val="-12"/>
+                <w:sz w:val="20"/>
+                <w:szCs w:val="20"/>
+              </w:rPr>
+              <w:t xml:space="preserve"> </w:t>
+            </w:r>
+            <w:proofErr w:type="spellStart"/>
+            <w:r>
+              <w:rPr>
+                <w:sz w:val="20"/>
+                <w:szCs w:val="20"/>
+              </w:rPr>
+              <w:t>сопровождающая</w:t>
+            </w:r>
+            <w:proofErr w:type="spellEnd"/>
+            <w:r>
+              <w:rPr>
+                <w:sz w:val="20"/>
+                <w:szCs w:val="20"/>
+              </w:rPr>
+              <w:t xml:space="preserve"> </w:t>
+            </w:r>
+            <w:proofErr w:type="spellStart"/>
+            <w:r>
+              <w:rPr>
                 <w:spacing w:val="-2"/>
                 <w:sz w:val="20"/>
                 <w:szCs w:val="20"/>
               </w:rPr>
-              <w:t>камера</w:t>
+              <w:t>поезд</w:t>
             </w:r>
             <w:proofErr w:type="spellEnd"/>
           </w:p>
@@ -1314,6 +1358,14 @@
               </w:rPr>
               <w:t>Вращение камеры – мышью с зажатой правой клавишей</w:t>
             </w:r>
+            <w:r>
+              <w:rPr>
+                <w:sz w:val="20"/>
+                <w:szCs w:val="20"/>
+                <w:lang w:val="ru-RU"/>
+              </w:rPr>
+              <w:t>.</w:t>
+            </w:r>
           </w:p>
           <w:p>
             <w:pPr>
@@ -1339,7 +1391,7 @@
                 <w:szCs w:val="20"/>
                 <w:lang w:val="ru-RU"/>
               </w:rPr>
-              <w:t>Клик левой клавишей мыши – возврат в исходную точку обзора</w:t>
+              <w:t>Колесо мыши – приближение и удаление от текущей ПЕ.</w:t>
             </w:r>
           </w:p>
           <w:p>
@@ -1360,13 +1412,23 @@
                 <w:lang w:val="ru-RU"/>
               </w:rPr>
             </w:pPr>
-            <w:r>
-              <w:rPr>
-                <w:sz w:val="20"/>
-                <w:szCs w:val="20"/>
-                <w:lang w:val="ru-RU"/>
-              </w:rPr>
-              <w:t>Колесо мыши – увеличение/уменьшение угла обзора</w:t>
+            <w:proofErr w:type="spellStart"/>
+            <w:r>
+              <w:rPr>
+                <w:sz w:val="20"/>
+                <w:szCs w:val="20"/>
+                <w:lang w:val="ru-RU"/>
+              </w:rPr>
+              <w:t>Ctrl</w:t>
+            </w:r>
+            <w:proofErr w:type="spellEnd"/>
+            <w:r>
+              <w:rPr>
+                <w:sz w:val="20"/>
+                <w:szCs w:val="20"/>
+                <w:lang w:val="ru-RU"/>
+              </w:rPr>
+              <w:t xml:space="preserve"> + колесо мыши - перемещение точки обзора вверх/вниз</w:t>
             </w:r>
           </w:p>
           <w:p>
@@ -1393,7 +1455,7 @@
                 <w:szCs w:val="20"/>
                 <w:lang w:val="ru-RU"/>
               </w:rPr>
-              <w:t>Ctrl + колесо мыши – перемещение точки обзора вверх/вниз</w:t>
+              <w:t>Стрелки – смещают центр поворота камеры</w:t>
             </w:r>
           </w:p>
           <w:p>
@@ -1418,36 +1480,102 @@
               <w:rPr>
                 <w:sz w:val="20"/>
                 <w:szCs w:val="20"/>
-                <w:lang w:val="ru-RU"/>
-              </w:rPr>
-              <w:t>Стрелки – перемещение в соответствующем направлении</w:t>
-            </w:r>
-          </w:p>
-          <w:p>
-            <w:pPr>
-              <w:pStyle w:val="TableParagraph"/>
-              <w:numPr>
-                <w:ilvl w:val="0"/>
-                <w:numId w:val="5"/>
-              </w:numPr>
-              <w:tabs>
-                <w:tab w:val="left" w:pos="819"/>
-              </w:tabs>
-              <w:spacing w:before="0" w:after="60"/>
-              <w:ind w:left="0" w:firstLine="0"/>
-              <w:rPr>
-                <w:sz w:val="20"/>
-                <w:szCs w:val="20"/>
-                <w:lang w:val="ru-RU"/>
-              </w:rPr>
-            </w:pPr>
-            <w:r>
-              <w:rPr>
-                <w:sz w:val="20"/>
-                <w:szCs w:val="20"/>
-                <w:lang w:val="ru-RU"/>
-              </w:rPr>
-              <w:t>Shift – ускорение перемещения в 10 раз</w:t>
+              </w:rPr>
+              <w:t>Alt</w:t>
+            </w:r>
+            <w:r>
+              <w:rPr>
+                <w:sz w:val="20"/>
+                <w:szCs w:val="20"/>
+                <w:lang w:val="ru-RU"/>
+              </w:rPr>
+              <w:t xml:space="preserve"> + </w:t>
+            </w:r>
+            <w:r>
+              <w:rPr>
+                <w:sz w:val="20"/>
+                <w:szCs w:val="20"/>
+                <w:lang w:val="ru-RU"/>
+              </w:rPr>
+              <w:t>стрелки – вращение камеры</w:t>
+            </w:r>
+            <w:r>
+              <w:rPr>
+                <w:sz w:val="20"/>
+                <w:szCs w:val="20"/>
+                <w:lang w:val="ru-RU"/>
+              </w:rPr>
+              <w:t xml:space="preserve">. </w:t>
+            </w:r>
+            <w:r>
+              <w:rPr>
+                <w:sz w:val="20"/>
+                <w:szCs w:val="20"/>
+              </w:rPr>
+              <w:t>Shift</w:t>
+            </w:r>
+            <w:r>
+              <w:rPr>
+                <w:sz w:val="20"/>
+                <w:szCs w:val="20"/>
+                <w:lang w:val="ru-RU"/>
+              </w:rPr>
+              <w:t>/</w:t>
+            </w:r>
+            <w:r>
+              <w:rPr>
+                <w:sz w:val="20"/>
+                <w:szCs w:val="20"/>
+              </w:rPr>
+              <w:t>Ctrl</w:t>
+            </w:r>
+            <w:r>
+              <w:rPr>
+                <w:sz w:val="20"/>
+                <w:szCs w:val="20"/>
+                <w:lang w:val="ru-RU"/>
+              </w:rPr>
+              <w:t xml:space="preserve"> – </w:t>
+            </w:r>
+            <w:r>
+              <w:rPr>
+                <w:sz w:val="20"/>
+                <w:szCs w:val="20"/>
+                <w:lang w:val="ru-RU"/>
+              </w:rPr>
+              <w:t>ускоря</w:t>
+            </w:r>
+            <w:r>
+              <w:rPr>
+                <w:sz w:val="20"/>
+                <w:szCs w:val="20"/>
+                <w:lang w:val="ru-RU"/>
+              </w:rPr>
+              <w:t>е</w:t>
+            </w:r>
+            <w:r>
+              <w:rPr>
+                <w:sz w:val="20"/>
+                <w:szCs w:val="20"/>
+                <w:lang w:val="ru-RU"/>
+              </w:rPr>
+              <w:t>т и замедля</w:t>
+            </w:r>
+            <w:r>
+              <w:rPr>
+                <w:sz w:val="20"/>
+                <w:szCs w:val="20"/>
+                <w:lang w:val="ru-RU"/>
+              </w:rPr>
+              <w:t>е</w:t>
+            </w:r>
+            <w:r>
+              <w:rPr>
+                <w:sz w:val="20"/>
+                <w:szCs w:val="20"/>
+                <w:lang w:val="ru-RU"/>
+              </w:rPr>
+              <w:t>т это вращение.</w:t>
             </w:r>
           </w:p>
         </w:tc>
@@ -1470,22 +1598,25 @@
               <w:rPr>
                 <w:sz w:val="20"/>
                 <w:szCs w:val="20"/>
-              </w:rPr>
-            </w:pPr>
-            <w:r>
-              <w:rPr>
-                <w:sz w:val="20"/>
-                <w:szCs w:val="20"/>
-              </w:rPr>
-              <w:t xml:space="preserve">F5, </w:t>
-            </w:r>
+                <w:lang w:val="ru-RU"/>
+              </w:rPr>
+            </w:pPr>
             <w:r>
               <w:rPr>
                 <w:spacing w:val="-5"/>
                 <w:sz w:val="20"/>
                 <w:szCs w:val="20"/>
               </w:rPr>
-              <w:t>F6</w:t>
+              <w:t>F</w:t>
+            </w:r>
+            <w:r>
+              <w:rPr>
+                <w:spacing w:val="-5"/>
+                <w:sz w:val="20"/>
+                <w:szCs w:val="20"/>
+                <w:lang w:val="ru-RU"/>
+              </w:rPr>
+              <w:t>4</w:t>
             </w:r>
           </w:p>
         </w:tc>
@@ -1512,91 +1643,16 @@
                 <w:szCs w:val="20"/>
                 <w:lang w:val="ru-RU"/>
               </w:rPr>
-              <w:t xml:space="preserve">Камера, сопровождающая </w:t>
-            </w:r>
-            <w:r>
-              <w:rPr>
-                <w:sz w:val="20"/>
-                <w:szCs w:val="20"/>
-                <w:lang w:val="ru-RU"/>
-              </w:rPr>
-              <w:t>перв</w:t>
-            </w:r>
-            <w:r>
-              <w:rPr>
-                <w:sz w:val="20"/>
-                <w:szCs w:val="20"/>
-                <w:lang w:val="ru-RU"/>
-              </w:rPr>
-              <w:t>ую ПЕ,</w:t>
-            </w:r>
-            <w:r>
-              <w:rPr>
-                <w:spacing w:val="-9"/>
-                <w:sz w:val="20"/>
-                <w:szCs w:val="20"/>
-                <w:lang w:val="ru-RU"/>
-              </w:rPr>
-              <w:t xml:space="preserve"> </w:t>
-            </w:r>
-            <w:r>
-              <w:rPr>
-                <w:sz w:val="20"/>
-                <w:szCs w:val="20"/>
-                <w:lang w:val="ru-RU"/>
-              </w:rPr>
-              <w:t>расположена</w:t>
-            </w:r>
-            <w:r>
-              <w:rPr>
-                <w:spacing w:val="-9"/>
-                <w:sz w:val="20"/>
-                <w:szCs w:val="20"/>
-                <w:lang w:val="ru-RU"/>
-              </w:rPr>
-              <w:t xml:space="preserve"> </w:t>
-            </w:r>
-            <w:r>
-              <w:rPr>
-                <w:sz w:val="20"/>
-                <w:szCs w:val="20"/>
-                <w:lang w:val="ru-RU"/>
-              </w:rPr>
-              <w:t>справа</w:t>
-            </w:r>
-            <w:r>
-              <w:rPr>
-                <w:spacing w:val="-9"/>
-                <w:sz w:val="20"/>
-                <w:szCs w:val="20"/>
-                <w:lang w:val="ru-RU"/>
-              </w:rPr>
-              <w:t xml:space="preserve"> </w:t>
-            </w:r>
-            <w:r>
-              <w:rPr>
-                <w:sz w:val="20"/>
-                <w:szCs w:val="20"/>
-                <w:lang w:val="ru-RU"/>
-              </w:rPr>
-              <w:t>(или</w:t>
-            </w:r>
-            <w:r>
-              <w:rPr>
-                <w:spacing w:val="-9"/>
-                <w:sz w:val="20"/>
-                <w:szCs w:val="20"/>
-                <w:lang w:val="ru-RU"/>
-              </w:rPr>
-              <w:t xml:space="preserve"> </w:t>
-            </w:r>
-            <w:r>
-              <w:rPr>
-                <w:sz w:val="20"/>
-                <w:szCs w:val="20"/>
-                <w:lang w:val="ru-RU"/>
-              </w:rPr>
-              <w:t>слева) от путей по ходу движения</w:t>
+              <w:t xml:space="preserve">Свободная </w:t>
+            </w:r>
+            <w:r>
+              <w:rPr>
+                <w:spacing w:val="-2"/>
+                <w:sz w:val="20"/>
+                <w:szCs w:val="20"/>
+                <w:lang w:val="ru-RU"/>
+              </w:rPr>
+              <w:t>камера</w:t>
             </w:r>
           </w:p>
         </w:tc>
@@ -1608,11 +1664,127 @@
           <w:p>
             <w:pPr>
               <w:pStyle w:val="TableParagraph"/>
-              <w:spacing w:before="0"/>
-              <w:ind w:left="0"/>
-              <w:rPr>
-                <w:sz w:val="20"/>
-                <w:szCs w:val="20"/>
+              <w:numPr>
+                <w:ilvl w:val="0"/>
+                <w:numId w:val="5"/>
+              </w:numPr>
+              <w:tabs>
+                <w:tab w:val="left" w:pos="819"/>
+              </w:tabs>
+              <w:spacing w:before="0" w:after="60"/>
+              <w:ind w:left="0" w:firstLine="0"/>
+              <w:rPr>
+                <w:sz w:val="20"/>
+                <w:szCs w:val="20"/>
+                <w:lang w:val="ru-RU"/>
+              </w:rPr>
+            </w:pPr>
+            <w:r>
+              <w:rPr>
+                <w:sz w:val="20"/>
+                <w:szCs w:val="20"/>
+                <w:lang w:val="ru-RU"/>
+              </w:rPr>
+              <w:t>Вращение камеры – мышью с зажатой правой клавишей</w:t>
+            </w:r>
+          </w:p>
+          <w:p>
+            <w:pPr>
+              <w:pStyle w:val="TableParagraph"/>
+              <w:numPr>
+                <w:ilvl w:val="0"/>
+                <w:numId w:val="5"/>
+              </w:numPr>
+              <w:tabs>
+                <w:tab w:val="left" w:pos="819"/>
+              </w:tabs>
+              <w:spacing w:before="0" w:after="60"/>
+              <w:ind w:left="0" w:firstLine="0"/>
+              <w:rPr>
+                <w:sz w:val="20"/>
+                <w:szCs w:val="20"/>
+                <w:lang w:val="ru-RU"/>
+              </w:rPr>
+            </w:pPr>
+            <w:r>
+              <w:rPr>
+                <w:sz w:val="20"/>
+                <w:szCs w:val="20"/>
+                <w:lang w:val="ru-RU"/>
+              </w:rPr>
+              <w:t>Колесо мыши – увеличение/уменьшение угла обзора</w:t>
+            </w:r>
+          </w:p>
+          <w:p>
+            <w:pPr>
+              <w:pStyle w:val="TableParagraph"/>
+              <w:numPr>
+                <w:ilvl w:val="0"/>
+                <w:numId w:val="5"/>
+              </w:numPr>
+              <w:tabs>
+                <w:tab w:val="left" w:pos="819"/>
+              </w:tabs>
+              <w:spacing w:before="0" w:after="60"/>
+              <w:ind w:left="0" w:firstLine="0"/>
+              <w:rPr>
+                <w:sz w:val="20"/>
+                <w:szCs w:val="20"/>
+                <w:lang w:val="ru-RU"/>
+              </w:rPr>
+            </w:pPr>
+            <w:r>
+              <w:rPr>
+                <w:sz w:val="20"/>
+                <w:szCs w:val="20"/>
+                <w:lang w:val="ru-RU"/>
+              </w:rPr>
+              <w:t>Ctrl + колесо мыши – перемещение точки обзора вверх/вниз</w:t>
+            </w:r>
+          </w:p>
+          <w:p>
+            <w:pPr>
+              <w:pStyle w:val="TableParagraph"/>
+              <w:numPr>
+                <w:ilvl w:val="0"/>
+                <w:numId w:val="5"/>
+              </w:numPr>
+              <w:tabs>
+                <w:tab w:val="left" w:pos="819"/>
+              </w:tabs>
+              <w:spacing w:before="0" w:after="60"/>
+              <w:ind w:left="0" w:firstLine="0"/>
+              <w:rPr>
+                <w:sz w:val="20"/>
+                <w:szCs w:val="20"/>
+                <w:lang w:val="ru-RU"/>
+              </w:rPr>
+            </w:pPr>
+            <w:r>
+              <w:rPr>
+                <w:sz w:val="20"/>
+                <w:szCs w:val="20"/>
+                <w:lang w:val="ru-RU"/>
+              </w:rPr>
+              <w:t>Стрелки – перемещение в соответствующем направлении</w:t>
+            </w:r>
+          </w:p>
+          <w:p>
+            <w:pPr>
+              <w:pStyle w:val="TableParagraph"/>
+              <w:numPr>
+                <w:ilvl w:val="0"/>
+                <w:numId w:val="5"/>
+              </w:numPr>
+              <w:tabs>
+                <w:tab w:val="left" w:pos="819"/>
+              </w:tabs>
+              <w:spacing w:before="0" w:after="60"/>
+              <w:ind w:left="0" w:firstLine="0"/>
+              <w:rPr>
+                <w:sz w:val="20"/>
+                <w:szCs w:val="20"/>
+                <w:lang w:val="ru-RU"/>
               </w:rPr>
             </w:pPr>
             <w:proofErr w:type="spellStart"/>
@@ -1620,59 +1792,137 @@
               <w:rPr>
                 <w:sz w:val="20"/>
                 <w:szCs w:val="20"/>
-              </w:rPr>
-              <w:t>Камера</w:t>
+                <w:lang w:val="ru-RU"/>
+              </w:rPr>
+              <w:t>Shift</w:t>
             </w:r>
             <w:proofErr w:type="spellEnd"/>
             <w:r>
               <w:rPr>
                 <w:sz w:val="20"/>
                 <w:szCs w:val="20"/>
+                <w:lang w:val="ru-RU"/>
+              </w:rPr>
+              <w:t xml:space="preserve"> – </w:t>
+            </w:r>
+            <w:r>
+              <w:rPr>
+                <w:sz w:val="20"/>
+                <w:szCs w:val="20"/>
+                <w:lang w:val="ru-RU"/>
+              </w:rPr>
+              <w:t>каждое нажатие данной клавиши ускоряет движение камеры</w:t>
+            </w:r>
+          </w:p>
+          <w:p>
+            <w:pPr>
+              <w:pStyle w:val="TableParagraph"/>
+              <w:numPr>
+                <w:ilvl w:val="0"/>
+                <w:numId w:val="5"/>
+              </w:numPr>
+              <w:tabs>
+                <w:tab w:val="left" w:pos="819"/>
+              </w:tabs>
+              <w:spacing w:before="0" w:after="60"/>
+              <w:ind w:left="0" w:firstLine="0"/>
+              <w:rPr>
+                <w:sz w:val="20"/>
+                <w:szCs w:val="20"/>
+                <w:lang w:val="ru-RU"/>
+              </w:rPr>
+            </w:pPr>
+            <w:proofErr w:type="gramStart"/>
+            <w:r>
+              <w:rPr>
+                <w:sz w:val="20"/>
+                <w:szCs w:val="20"/>
+              </w:rPr>
+              <w:t>Ctrl</w:t>
+            </w:r>
+            <w:r>
+              <w:rPr>
+                <w:sz w:val="20"/>
+                <w:szCs w:val="20"/>
+                <w:lang w:val="ru-RU"/>
+              </w:rPr>
+              <w:t xml:space="preserve">  </w:t>
+            </w:r>
+            <w:r>
+              <w:rPr>
+                <w:sz w:val="20"/>
+                <w:szCs w:val="20"/>
+                <w:lang w:val="ru-RU"/>
+              </w:rPr>
+              <w:t>–</w:t>
+            </w:r>
+            <w:proofErr w:type="gramEnd"/>
+            <w:r>
+              <w:rPr>
+                <w:sz w:val="20"/>
+                <w:szCs w:val="20"/>
+                <w:lang w:val="ru-RU"/>
               </w:rPr>
               <w:t xml:space="preserve"> </w:t>
             </w:r>
-            <w:proofErr w:type="spellStart"/>
-            <w:r>
-              <w:rPr>
-                <w:sz w:val="20"/>
-                <w:szCs w:val="20"/>
-              </w:rPr>
-              <w:t>не</w:t>
-            </w:r>
-            <w:proofErr w:type="spellEnd"/>
-            <w:r>
-              <w:rPr>
-                <w:sz w:val="20"/>
-                <w:szCs w:val="20"/>
-              </w:rPr>
-              <w:t xml:space="preserve"> </w:t>
-            </w:r>
-            <w:proofErr w:type="spellStart"/>
-            <w:r>
-              <w:rPr>
-                <w:sz w:val="20"/>
-                <w:szCs w:val="20"/>
-              </w:rPr>
-              <w:t>управляется</w:t>
-            </w:r>
-            <w:proofErr w:type="spellEnd"/>
-            <w:r>
-              <w:rPr>
-                <w:sz w:val="20"/>
-                <w:szCs w:val="20"/>
-              </w:rPr>
-              <w:t xml:space="preserve"> </w:t>
-            </w:r>
-            <w:proofErr w:type="spellStart"/>
-            <w:r>
-              <w:rPr>
-                <w:spacing w:val="-2"/>
-                <w:sz w:val="20"/>
-                <w:szCs w:val="20"/>
-              </w:rPr>
-              <w:t>пользователем</w:t>
-            </w:r>
-            <w:proofErr w:type="spellEnd"/>
+            <w:r>
+              <w:rPr>
+                <w:sz w:val="20"/>
+                <w:szCs w:val="20"/>
+                <w:lang w:val="ru-RU"/>
+              </w:rPr>
+              <w:t xml:space="preserve">каждое нажатие данной клавиши </w:t>
+            </w:r>
+            <w:r>
+              <w:rPr>
+                <w:sz w:val="20"/>
+                <w:szCs w:val="20"/>
+                <w:lang w:val="ru-RU"/>
+              </w:rPr>
+              <w:t>замедляет</w:t>
+            </w:r>
+            <w:r>
+              <w:rPr>
+                <w:sz w:val="20"/>
+                <w:szCs w:val="20"/>
+                <w:lang w:val="ru-RU"/>
+              </w:rPr>
+              <w:t xml:space="preserve"> движение камеры</w:t>
+            </w:r>
+          </w:p>
+          <w:p>
+            <w:pPr>
+              <w:pStyle w:val="TableParagraph"/>
+              <w:numPr>
+                <w:ilvl w:val="0"/>
+                <w:numId w:val="5"/>
+              </w:numPr>
+              <w:tabs>
+                <w:tab w:val="left" w:pos="819"/>
+              </w:tabs>
+              <w:spacing w:before="0" w:after="60"/>
+              <w:ind w:left="0" w:firstLine="0"/>
+              <w:rPr>
+                <w:sz w:val="20"/>
+                <w:szCs w:val="20"/>
+                <w:lang w:val="ru-RU"/>
+              </w:rPr>
+            </w:pPr>
+            <w:r>
+              <w:rPr>
+                <w:sz w:val="20"/>
+                <w:szCs w:val="20"/>
+              </w:rPr>
+              <w:t xml:space="preserve">Alt + </w:t>
+            </w:r>
+            <w:r>
+              <w:rPr>
+                <w:sz w:val="20"/>
+                <w:szCs w:val="20"/>
+                <w:lang w:val="ru-RU"/>
+              </w:rPr>
+              <w:t>стрелки – вращение камеры</w:t>
+            </w:r>
           </w:p>
         </w:tc>
       </w:tr>
@@ -1696,34 +1946,21 @@
                 <w:szCs w:val="20"/>
               </w:rPr>
             </w:pPr>
-            <w:proofErr w:type="spellStart"/>
-            <w:r>
-              <w:rPr>
-                <w:spacing w:val="-2"/>
-                <w:sz w:val="20"/>
-                <w:szCs w:val="20"/>
-              </w:rPr>
-              <w:t>PageUp</w:t>
-            </w:r>
-            <w:proofErr w:type="spellEnd"/>
-            <w:r>
-              <w:rPr>
-                <w:spacing w:val="-2"/>
-                <w:sz w:val="20"/>
-                <w:szCs w:val="20"/>
-              </w:rPr>
-              <w:t xml:space="preserve">, </w:t>
-            </w:r>
-            <w:proofErr w:type="spellStart"/>
-            <w:r>
-              <w:rPr>
-                <w:spacing w:val="-2"/>
-                <w:sz w:val="20"/>
-                <w:szCs w:val="20"/>
-              </w:rPr>
-              <w:t>PageDown</w:t>
-            </w:r>
-            <w:proofErr w:type="spellEnd"/>
+            <w:r>
+              <w:rPr>
+                <w:sz w:val="20"/>
+                <w:szCs w:val="20"/>
+              </w:rPr>
+              <w:t xml:space="preserve">F5, </w:t>
+            </w:r>
+            <w:r>
+              <w:rPr>
+                <w:spacing w:val="-5"/>
+                <w:sz w:val="20"/>
+                <w:szCs w:val="20"/>
+              </w:rPr>
+              <w:t>F6</w:t>
+            </w:r>
           </w:p>
         </w:tc>
         <w:tc>
@@ -1740,68 +1977,101 @@
               <w:rPr>
                 <w:sz w:val="20"/>
                 <w:szCs w:val="20"/>
-              </w:rPr>
-            </w:pPr>
-            <w:proofErr w:type="spellStart"/>
-            <w:r>
-              <w:rPr>
-                <w:sz w:val="20"/>
-                <w:szCs w:val="20"/>
-              </w:rPr>
-              <w:t>Переключение</w:t>
-            </w:r>
-            <w:proofErr w:type="spellEnd"/>
-            <w:r>
-              <w:rPr>
-                <w:spacing w:val="-13"/>
-                <w:sz w:val="20"/>
-                <w:szCs w:val="20"/>
+                <w:lang w:val="ru-RU"/>
+              </w:rPr>
+            </w:pPr>
+            <w:r>
+              <w:rPr>
+                <w:sz w:val="20"/>
+                <w:szCs w:val="20"/>
+                <w:lang w:val="ru-RU"/>
+              </w:rPr>
+              <w:t xml:space="preserve">Камера, сопровождающая </w:t>
+            </w:r>
+            <w:r>
+              <w:rPr>
+                <w:sz w:val="20"/>
+                <w:szCs w:val="20"/>
+                <w:lang w:val="ru-RU"/>
+              </w:rPr>
+              <w:t>перв</w:t>
+            </w:r>
+            <w:r>
+              <w:rPr>
+                <w:sz w:val="20"/>
+                <w:szCs w:val="20"/>
+                <w:lang w:val="ru-RU"/>
+              </w:rPr>
+              <w:t>ую ПЕ,</w:t>
+            </w:r>
+            <w:r>
+              <w:rPr>
+                <w:spacing w:val="-9"/>
+                <w:sz w:val="20"/>
+                <w:szCs w:val="20"/>
+                <w:lang w:val="ru-RU"/>
               </w:rPr>
               <w:t xml:space="preserve"> </w:t>
             </w:r>
-            <w:proofErr w:type="spellStart"/>
-            <w:r>
-              <w:rPr>
-                <w:sz w:val="20"/>
-                <w:szCs w:val="20"/>
-              </w:rPr>
-              <w:t>текущей</w:t>
-            </w:r>
-            <w:proofErr w:type="spellEnd"/>
-            <w:r>
-              <w:rPr>
-                <w:spacing w:val="-12"/>
-                <w:sz w:val="20"/>
-                <w:szCs w:val="20"/>
+            <w:r>
+              <w:rPr>
+                <w:sz w:val="20"/>
+                <w:szCs w:val="20"/>
+                <w:lang w:val="ru-RU"/>
+              </w:rPr>
+              <w:t>расположена</w:t>
+            </w:r>
+            <w:r>
+              <w:rPr>
+                <w:spacing w:val="-9"/>
+                <w:sz w:val="20"/>
+                <w:szCs w:val="20"/>
+                <w:lang w:val="ru-RU"/>
               </w:rPr>
               <w:t xml:space="preserve"> </w:t>
             </w:r>
-            <w:proofErr w:type="spellStart"/>
-            <w:r>
-              <w:rPr>
-                <w:sz w:val="20"/>
-                <w:szCs w:val="20"/>
-              </w:rPr>
-              <w:t>подвижной</w:t>
-            </w:r>
-            <w:proofErr w:type="spellEnd"/>
-            <w:r>
-              <w:rPr>
-                <w:sz w:val="20"/>
-                <w:szCs w:val="20"/>
+            <w:r>
+              <w:rPr>
+                <w:sz w:val="20"/>
+                <w:szCs w:val="20"/>
+                <w:lang w:val="ru-RU"/>
+              </w:rPr>
+              <w:t>справа</w:t>
+            </w:r>
+            <w:r>
+              <w:rPr>
+                <w:spacing w:val="-9"/>
+                <w:sz w:val="20"/>
+                <w:szCs w:val="20"/>
+                <w:lang w:val="ru-RU"/>
               </w:rPr>
               <w:t xml:space="preserve"> </w:t>
             </w:r>
-            <w:proofErr w:type="spellStart"/>
-            <w:r>
-              <w:rPr>
-                <w:spacing w:val="-2"/>
-                <w:sz w:val="20"/>
-                <w:szCs w:val="20"/>
-              </w:rPr>
-              <w:t>единицы</w:t>
-            </w:r>
-            <w:proofErr w:type="spellEnd"/>
+            <w:r>
+              <w:rPr>
+                <w:sz w:val="20"/>
+                <w:szCs w:val="20"/>
+                <w:lang w:val="ru-RU"/>
+              </w:rPr>
+              <w:t>(или</w:t>
+            </w:r>
+            <w:r>
+              <w:rPr>
+                <w:spacing w:val="-9"/>
+                <w:sz w:val="20"/>
+                <w:szCs w:val="20"/>
+                <w:lang w:val="ru-RU"/>
+              </w:rPr>
+              <w:t xml:space="preserve"> </w:t>
+            </w:r>
+            <w:r>
+              <w:rPr>
+                <w:sz w:val="20"/>
+                <w:szCs w:val="20"/>
+                <w:lang w:val="ru-RU"/>
+              </w:rPr>
+              <w:t>слева) от путей по ходу движения</w:t>
+            </w:r>
           </w:p>
         </w:tc>
         <w:tc>
@@ -1817,95 +2087,44 @@
               <w:rPr>
                 <w:sz w:val="20"/>
                 <w:szCs w:val="20"/>
-              </w:rPr>
-            </w:pPr>
-          </w:p>
-        </w:tc>
-      </w:tr>
-      <w:tr>
-        <w:trPr>
-          <w:trHeight w:val="20"/>
-        </w:trPr>
-        <w:tc>
-          <w:tcPr>
-            <w:tcW w:w="527" w:type="pct"/>
-            <w:vAlign w:val="center"/>
-          </w:tcPr>
+                <w:lang w:val="ru-RU"/>
+              </w:rPr>
+            </w:pPr>
+            <w:r>
+              <w:rPr>
+                <w:sz w:val="20"/>
+                <w:szCs w:val="20"/>
+                <w:lang w:val="ru-RU"/>
+              </w:rPr>
+              <w:t>Стрелки и мышь с зажатой ПКМ смещают камеру относительно первоначальной точки обзора</w:t>
+            </w:r>
+          </w:p>
           <w:p>
             <w:pPr>
               <w:pStyle w:val="TableParagraph"/>
               <w:spacing w:before="0"/>
               <w:ind w:left="0"/>
-              <w:jc w:val="center"/>
-              <w:rPr>
-                <w:spacing w:val="-2"/>
-                <w:sz w:val="20"/>
-                <w:szCs w:val="20"/>
-              </w:rPr>
-            </w:pPr>
-            <w:r>
-              <w:rPr>
-                <w:spacing w:val="-2"/>
-                <w:sz w:val="20"/>
-                <w:szCs w:val="20"/>
-              </w:rPr>
-              <w:t>Enter</w:t>
-            </w:r>
-          </w:p>
-        </w:tc>
-        <w:tc>
-          <w:tcPr>
-            <w:tcW w:w="1593" w:type="pct"/>
-            <w:vAlign w:val="center"/>
-          </w:tcPr>
-          <w:p>
-            <w:pPr>
-              <w:pStyle w:val="TableParagraph"/>
-              <w:spacing w:before="0"/>
-              <w:ind w:left="0"/>
-              <w:jc w:val="center"/>
-              <w:rPr>
-                <w:sz w:val="20"/>
-                <w:szCs w:val="20"/>
-                <w:lang w:val="ru-RU"/>
-              </w:rPr>
-            </w:pPr>
-            <w:r>
-              <w:rPr>
-                <w:sz w:val="20"/>
-                <w:szCs w:val="20"/>
-                <w:lang w:val="ru-RU"/>
-              </w:rPr>
-              <w:t xml:space="preserve">Взять управление текущей подвижной </w:t>
-            </w:r>
-            <w:proofErr w:type="spellStart"/>
-            <w:r>
-              <w:rPr>
-                <w:sz w:val="20"/>
-                <w:szCs w:val="20"/>
-                <w:lang w:val="ru-RU"/>
-              </w:rPr>
-              <w:t>единицой</w:t>
-            </w:r>
-            <w:proofErr w:type="spellEnd"/>
-          </w:p>
-        </w:tc>
-        <w:tc>
-          <w:tcPr>
-            <w:tcW w:w="2880" w:type="pct"/>
-            <w:vAlign w:val="center"/>
-          </w:tcPr>
-          <w:p>
-            <w:pPr>
-              <w:pStyle w:val="TableParagraph"/>
-              <w:spacing w:before="0"/>
-              <w:ind w:left="0"/>
-              <w:rPr>
-                <w:sz w:val="20"/>
-                <w:szCs w:val="20"/>
-                <w:lang w:val="ru-RU"/>
-              </w:rPr>
-            </w:pPr>
+              <w:rPr>
+                <w:sz w:val="20"/>
+                <w:szCs w:val="20"/>
+                <w:lang w:val="ru-RU"/>
+              </w:rPr>
+            </w:pPr>
+            <w:r>
+              <w:rPr>
+                <w:sz w:val="20"/>
+                <w:szCs w:val="20"/>
+              </w:rPr>
+              <w:t xml:space="preserve">Alt + </w:t>
+            </w:r>
+            <w:r>
+              <w:rPr>
+                <w:sz w:val="20"/>
+                <w:szCs w:val="20"/>
+                <w:lang w:val="ru-RU"/>
+              </w:rPr>
+              <w:t>стрелки – вращение камеры</w:t>
+            </w:r>
           </w:p>
         </w:tc>
       </w:tr>
@@ -1928,18 +2147,17 @@
               <w:rPr>
                 <w:sz w:val="20"/>
                 <w:szCs w:val="20"/>
-              </w:rPr>
-            </w:pPr>
-            <w:proofErr w:type="spellStart"/>
-            <w:r>
-              <w:rPr>
-                <w:spacing w:val="-2"/>
-                <w:sz w:val="20"/>
-                <w:szCs w:val="20"/>
-              </w:rPr>
-              <w:t>Прочее</w:t>
-            </w:r>
-            <w:proofErr w:type="spellEnd"/>
+                <w:lang w:val="ru-RU"/>
+              </w:rPr>
+            </w:pPr>
+            <w:r>
+              <w:rPr>
+                <w:sz w:val="20"/>
+                <w:szCs w:val="20"/>
+                <w:lang w:val="ru-RU"/>
+              </w:rPr>
+              <w:t>Управление поездами игрока</w:t>
+            </w:r>
           </w:p>
         </w:tc>
       </w:tr>
@@ -1965,11 +2183,10 @@
             </w:pPr>
             <w:r>
               <w:rPr>
-                <w:spacing w:val="-5"/>
-                <w:sz w:val="20"/>
-                <w:szCs w:val="20"/>
-              </w:rPr>
-              <w:t>F1</w:t>
+                <w:sz w:val="20"/>
+                <w:szCs w:val="20"/>
+              </w:rPr>
+              <w:t>Home, End</w:t>
             </w:r>
           </w:p>
         </w:tc>
@@ -1996,91 +2213,7 @@
                 <w:szCs w:val="20"/>
                 <w:lang w:val="ru-RU"/>
               </w:rPr>
-              <w:t>Вывод</w:t>
-            </w:r>
-            <w:r>
-              <w:rPr>
-                <w:spacing w:val="-9"/>
-                <w:sz w:val="20"/>
-                <w:szCs w:val="20"/>
-                <w:lang w:val="ru-RU"/>
-              </w:rPr>
-              <w:t xml:space="preserve"> </w:t>
-            </w:r>
-            <w:r>
-              <w:rPr>
-                <w:sz w:val="20"/>
-                <w:szCs w:val="20"/>
-                <w:lang w:val="ru-RU"/>
-              </w:rPr>
-              <w:t>на</w:t>
-            </w:r>
-            <w:r>
-              <w:rPr>
-                <w:spacing w:val="-9"/>
-                <w:sz w:val="20"/>
-                <w:szCs w:val="20"/>
-                <w:lang w:val="ru-RU"/>
-              </w:rPr>
-              <w:t xml:space="preserve"> </w:t>
-            </w:r>
-            <w:r>
-              <w:rPr>
-                <w:sz w:val="20"/>
-                <w:szCs w:val="20"/>
-                <w:lang w:val="ru-RU"/>
-              </w:rPr>
-              <w:t>экран</w:t>
-            </w:r>
-            <w:r>
-              <w:rPr>
-                <w:spacing w:val="-9"/>
-                <w:sz w:val="20"/>
-                <w:szCs w:val="20"/>
-                <w:lang w:val="ru-RU"/>
-              </w:rPr>
-              <w:t xml:space="preserve"> </w:t>
-            </w:r>
-            <w:r>
-              <w:rPr>
-                <w:sz w:val="20"/>
-                <w:szCs w:val="20"/>
-                <w:lang w:val="ru-RU"/>
-              </w:rPr>
-              <w:t>отладочной</w:t>
-            </w:r>
-            <w:r>
-              <w:rPr>
-                <w:spacing w:val="-9"/>
-                <w:sz w:val="20"/>
-                <w:szCs w:val="20"/>
-                <w:lang w:val="ru-RU"/>
-              </w:rPr>
-              <w:t xml:space="preserve"> </w:t>
-            </w:r>
-            <w:r>
-              <w:rPr>
-                <w:sz w:val="20"/>
-                <w:szCs w:val="20"/>
-                <w:lang w:val="ru-RU"/>
-              </w:rPr>
-              <w:t xml:space="preserve">строки </w:t>
-            </w:r>
-            <w:r>
-              <w:rPr>
-                <w:sz w:val="20"/>
-                <w:szCs w:val="20"/>
-                <w:lang w:val="ru-RU"/>
-              </w:rPr>
-              <w:t xml:space="preserve">симулятора </w:t>
-            </w:r>
-            <w:r>
-              <w:rPr>
-                <w:sz w:val="20"/>
-                <w:szCs w:val="20"/>
-                <w:lang w:val="ru-RU"/>
-              </w:rPr>
-              <w:t>текущей подвижной единицы</w:t>
+              <w:t>Переключение текущего поезда игрока</w:t>
             </w:r>
           </w:p>
         </w:tc>
@@ -2097,34 +2230,8 @@
               <w:rPr>
                 <w:sz w:val="20"/>
                 <w:szCs w:val="20"/>
-                <w:lang w:val="ru-RU"/>
-              </w:rPr>
-            </w:pPr>
-            <w:r>
-              <w:rPr>
-                <w:sz w:val="20"/>
-                <w:szCs w:val="20"/>
-                <w:lang w:val="ru-RU"/>
-              </w:rPr>
-              <w:t>Отображаются время симуляции и параметры,</w:t>
-            </w:r>
-            <w:r>
-              <w:rPr>
-                <w:sz w:val="20"/>
-                <w:szCs w:val="20"/>
-                <w:lang w:val="ru-RU"/>
-              </w:rPr>
-              <w:br/>
-              <w:t xml:space="preserve">выведенные в строку разработчиком </w:t>
-            </w:r>
-            <w:r>
-              <w:rPr>
-                <w:sz w:val="20"/>
-                <w:szCs w:val="20"/>
-                <w:lang w:val="ru-RU"/>
-              </w:rPr>
-              <w:t>подвижной единицы</w:t>
-            </w:r>
+              </w:rPr>
+            </w:pPr>
           </w:p>
         </w:tc>
       </w:tr>
@@ -2144,27 +2251,38 @@
               <w:ind w:left="0"/>
               <w:jc w:val="center"/>
               <w:rPr>
-                <w:spacing w:val="-5"/>
-                <w:sz w:val="20"/>
-                <w:szCs w:val="20"/>
-                <w:lang w:val="ru-RU"/>
-              </w:rPr>
-            </w:pPr>
-            <w:r>
-              <w:rPr>
-                <w:sz w:val="20"/>
-                <w:szCs w:val="20"/>
-              </w:rPr>
-              <w:t>F1</w:t>
-            </w:r>
-            <w:r>
-              <w:rPr>
-                <w:sz w:val="20"/>
-                <w:szCs w:val="20"/>
-                <w:lang w:val="ru-RU"/>
-              </w:rPr>
-              <w:t>1</w:t>
-            </w:r>
+                <w:sz w:val="20"/>
+                <w:szCs w:val="20"/>
+              </w:rPr>
+            </w:pPr>
+            <w:proofErr w:type="spellStart"/>
+            <w:r>
+              <w:rPr>
+                <w:spacing w:val="-2"/>
+                <w:sz w:val="20"/>
+                <w:szCs w:val="20"/>
+              </w:rPr>
+              <w:t>PageUp</w:t>
+            </w:r>
+            <w:proofErr w:type="spellEnd"/>
+            <w:r>
+              <w:rPr>
+                <w:spacing w:val="-2"/>
+                <w:sz w:val="20"/>
+                <w:szCs w:val="20"/>
+              </w:rPr>
+              <w:t xml:space="preserve">, </w:t>
+            </w:r>
+            <w:proofErr w:type="spellStart"/>
+            <w:r>
+              <w:rPr>
+                <w:spacing w:val="-2"/>
+                <w:sz w:val="20"/>
+                <w:szCs w:val="20"/>
+              </w:rPr>
+              <w:t>PageDown</w:t>
+            </w:r>
+            <w:proofErr w:type="spellEnd"/>
           </w:p>
         </w:tc>
         <w:tc>
@@ -2190,7 +2308,68 @@
                 <w:szCs w:val="20"/>
                 <w:lang w:val="ru-RU"/>
               </w:rPr>
-              <w:t>Вывод монитора статистики</w:t>
+              <w:t>Переключение</w:t>
+            </w:r>
+            <w:r>
+              <w:rPr>
+                <w:spacing w:val="-13"/>
+                <w:sz w:val="20"/>
+                <w:szCs w:val="20"/>
+                <w:lang w:val="ru-RU"/>
+              </w:rPr>
+              <w:t xml:space="preserve"> </w:t>
+            </w:r>
+            <w:r>
+              <w:rPr>
+                <w:sz w:val="20"/>
+                <w:szCs w:val="20"/>
+                <w:lang w:val="ru-RU"/>
+              </w:rPr>
+              <w:t>текущей</w:t>
+            </w:r>
+            <w:r>
+              <w:rPr>
+                <w:spacing w:val="-12"/>
+                <w:sz w:val="20"/>
+                <w:szCs w:val="20"/>
+                <w:lang w:val="ru-RU"/>
+              </w:rPr>
+              <w:t xml:space="preserve"> </w:t>
+            </w:r>
+            <w:r>
+              <w:rPr>
+                <w:sz w:val="20"/>
+                <w:szCs w:val="20"/>
+                <w:lang w:val="ru-RU"/>
+              </w:rPr>
+              <w:t xml:space="preserve">подвижной </w:t>
+            </w:r>
+            <w:r>
+              <w:rPr>
+                <w:spacing w:val="-2"/>
+                <w:sz w:val="20"/>
+                <w:szCs w:val="20"/>
+                <w:lang w:val="ru-RU"/>
+              </w:rPr>
+              <w:t>единицы</w:t>
+            </w:r>
+            <w:r>
+              <w:rPr>
+                <w:spacing w:val="-2"/>
+                <w:sz w:val="20"/>
+                <w:szCs w:val="20"/>
+                <w:lang w:val="ru-RU"/>
+              </w:rPr>
+              <w:t xml:space="preserve"> </w:t>
+            </w:r>
+            <w:r>
+              <w:rPr>
+                <w:spacing w:val="-2"/>
+                <w:sz w:val="20"/>
+                <w:szCs w:val="20"/>
+                <w:lang w:val="ru-RU"/>
+              </w:rPr>
+              <w:t>текущего поезда игрока</w:t>
             </w:r>
           </w:p>
         </w:tc>
@@ -2210,178 +2389,6 @@
                 <w:lang w:val="ru-RU"/>
               </w:rPr>
             </w:pPr>
-            <w:r>
-              <w:rPr>
-                <w:sz w:val="20"/>
-                <w:szCs w:val="20"/>
-                <w:lang w:val="ru-RU"/>
-              </w:rPr>
-              <w:t>Монитор отображает параметры работы</w:t>
-            </w:r>
-            <w:r>
-              <w:rPr>
-                <w:sz w:val="20"/>
-                <w:szCs w:val="20"/>
-                <w:lang w:val="ru-RU"/>
-              </w:rPr>
-              <w:t xml:space="preserve"> </w:t>
-            </w:r>
-            <w:r>
-              <w:rPr>
-                <w:sz w:val="20"/>
-                <w:szCs w:val="20"/>
-                <w:lang w:val="ru-RU"/>
-              </w:rPr>
-              <w:t>графического движка и содержит</w:t>
-            </w:r>
-            <w:r>
-              <w:rPr>
-                <w:sz w:val="20"/>
-                <w:szCs w:val="20"/>
-                <w:lang w:val="ru-RU"/>
-              </w:rPr>
-              <w:t xml:space="preserve"> </w:t>
-            </w:r>
-            <w:r>
-              <w:rPr>
-                <w:sz w:val="20"/>
-                <w:szCs w:val="20"/>
-                <w:lang w:val="ru-RU"/>
-              </w:rPr>
-              <w:t>несколько кадров</w:t>
-            </w:r>
-            <w:r>
-              <w:rPr>
-                <w:sz w:val="20"/>
-                <w:szCs w:val="20"/>
-                <w:lang w:val="ru-RU"/>
-              </w:rPr>
-              <w:t xml:space="preserve">, например, отображение </w:t>
-            </w:r>
-            <w:r>
-              <w:rPr>
-                <w:sz w:val="20"/>
-                <w:szCs w:val="20"/>
-              </w:rPr>
-              <w:t>FPS</w:t>
-            </w:r>
-            <w:r>
-              <w:rPr>
-                <w:sz w:val="20"/>
-                <w:szCs w:val="20"/>
-                <w:lang w:val="ru-RU"/>
-              </w:rPr>
-              <w:t xml:space="preserve"> (</w:t>
-            </w:r>
-            <w:r>
-              <w:rPr>
-                <w:sz w:val="20"/>
-                <w:szCs w:val="20"/>
-              </w:rPr>
-              <w:t>frames</w:t>
-            </w:r>
-            <w:r>
-              <w:rPr>
-                <w:sz w:val="20"/>
-                <w:szCs w:val="20"/>
-                <w:lang w:val="ru-RU"/>
-              </w:rPr>
-              <w:t xml:space="preserve"> </w:t>
-            </w:r>
-            <w:r>
-              <w:rPr>
-                <w:sz w:val="20"/>
-                <w:szCs w:val="20"/>
-              </w:rPr>
-              <w:t>per</w:t>
-            </w:r>
-            <w:r>
-              <w:rPr>
-                <w:sz w:val="20"/>
-                <w:szCs w:val="20"/>
-                <w:lang w:val="ru-RU"/>
-              </w:rPr>
-              <w:t xml:space="preserve"> </w:t>
-            </w:r>
-            <w:r>
-              <w:rPr>
-                <w:sz w:val="20"/>
-                <w:szCs w:val="20"/>
-              </w:rPr>
-              <w:t>second</w:t>
-            </w:r>
-            <w:r>
-              <w:rPr>
-                <w:sz w:val="20"/>
-                <w:szCs w:val="20"/>
-                <w:lang w:val="ru-RU"/>
-              </w:rPr>
-              <w:t xml:space="preserve"> </w:t>
-            </w:r>
-            <w:r>
-              <w:rPr>
-                <w:sz w:val="20"/>
-                <w:szCs w:val="20"/>
-                <w:lang w:val="ru-RU"/>
-              </w:rPr>
-              <w:t>–</w:t>
-            </w:r>
-            <w:r>
-              <w:rPr>
-                <w:sz w:val="20"/>
-                <w:szCs w:val="20"/>
-                <w:lang w:val="ru-RU"/>
-              </w:rPr>
-              <w:t xml:space="preserve"> </w:t>
-            </w:r>
-            <w:r>
-              <w:rPr>
-                <w:sz w:val="20"/>
-                <w:szCs w:val="20"/>
-                <w:lang w:val="ru-RU"/>
-              </w:rPr>
-              <w:t>кадры в секунду</w:t>
-            </w:r>
-            <w:r>
-              <w:rPr>
-                <w:sz w:val="20"/>
-                <w:szCs w:val="20"/>
-                <w:lang w:val="ru-RU"/>
-              </w:rPr>
-              <w:t>)</w:t>
-            </w:r>
-            <w:r>
-              <w:rPr>
-                <w:sz w:val="20"/>
-                <w:szCs w:val="20"/>
-                <w:lang w:val="ru-RU"/>
-              </w:rPr>
-              <w:t>. Повторное нажатие</w:t>
-            </w:r>
-            <w:r>
-              <w:rPr>
-                <w:sz w:val="20"/>
-                <w:szCs w:val="20"/>
-                <w:lang w:val="ru-RU"/>
-              </w:rPr>
-              <w:t xml:space="preserve"> </w:t>
-            </w:r>
-            <w:r>
-              <w:rPr>
-                <w:sz w:val="20"/>
-                <w:szCs w:val="20"/>
-                <w:lang w:val="ru-RU"/>
-              </w:rPr>
-              <w:t>F11 переключает эти кадры</w:t>
-            </w:r>
-            <w:r>
-              <w:rPr>
-                <w:sz w:val="20"/>
-                <w:szCs w:val="20"/>
-                <w:lang w:val="ru-RU"/>
-              </w:rPr>
-              <w:t>.</w:t>
-            </w:r>
           </w:p>
         </w:tc>
       </w:tr>
@@ -2401,25 +2408,18 @@
               <w:ind w:left="0"/>
               <w:jc w:val="center"/>
               <w:rPr>
-                <w:sz w:val="20"/>
-                <w:szCs w:val="20"/>
-                <w:lang w:val="ru-RU"/>
-              </w:rPr>
-            </w:pPr>
-            <w:r>
-              <w:rPr>
-                <w:sz w:val="20"/>
-                <w:szCs w:val="20"/>
-              </w:rPr>
-              <w:t>F1</w:t>
-            </w:r>
-            <w:r>
-              <w:rPr>
-                <w:sz w:val="20"/>
-                <w:szCs w:val="20"/>
-                <w:lang w:val="ru-RU"/>
-              </w:rPr>
-              <w:t>2</w:t>
+                <w:spacing w:val="-2"/>
+                <w:sz w:val="20"/>
+                <w:szCs w:val="20"/>
+              </w:rPr>
+            </w:pPr>
+            <w:r>
+              <w:rPr>
+                <w:spacing w:val="-2"/>
+                <w:sz w:val="20"/>
+                <w:szCs w:val="20"/>
+              </w:rPr>
+              <w:t>Enter</w:t>
             </w:r>
           </w:p>
         </w:tc>
@@ -2446,8 +2446,18 @@
                 <w:szCs w:val="20"/>
                 <w:lang w:val="ru-RU"/>
               </w:rPr>
-              <w:t>Скриншот</w:t>
-            </w:r>
+              <w:t xml:space="preserve">Взять управление текущей подвижной </w:t>
+            </w:r>
+            <w:proofErr w:type="spellStart"/>
+            <w:r>
+              <w:rPr>
+                <w:sz w:val="20"/>
+                <w:szCs w:val="20"/>
+                <w:lang w:val="ru-RU"/>
+              </w:rPr>
+              <w:t>единицой</w:t>
+            </w:r>
+            <w:proofErr w:type="spellEnd"/>
           </w:p>
         </w:tc>
         <w:tc>
@@ -2466,93 +2476,41 @@
                 <w:lang w:val="ru-RU"/>
               </w:rPr>
             </w:pPr>
-            <w:r>
-              <w:rPr>
-                <w:sz w:val="20"/>
-                <w:szCs w:val="20"/>
-                <w:lang w:val="ru-RU"/>
-              </w:rPr>
-              <w:t xml:space="preserve">Скриншот </w:t>
-            </w:r>
-            <w:r>
-              <w:rPr>
-                <w:sz w:val="20"/>
-                <w:szCs w:val="20"/>
-                <w:lang w:val="ru-RU"/>
-              </w:rPr>
-              <w:t xml:space="preserve">с временной </w:t>
-            </w:r>
-            <w:r>
-              <w:rPr>
-                <w:sz w:val="20"/>
-                <w:szCs w:val="20"/>
-                <w:lang w:val="ru-RU"/>
-              </w:rPr>
-              <w:t>от</w:t>
-            </w:r>
-            <w:r>
-              <w:rPr>
-                <w:sz w:val="20"/>
-                <w:szCs w:val="20"/>
-                <w:lang w:val="ru-RU"/>
-              </w:rPr>
-              <w:t>меткой</w:t>
-            </w:r>
-            <w:r>
-              <w:rPr>
-                <w:sz w:val="20"/>
-                <w:szCs w:val="20"/>
-                <w:lang w:val="ru-RU"/>
-              </w:rPr>
-              <w:t xml:space="preserve"> в названии файла </w:t>
-            </w:r>
-            <w:r>
-              <w:rPr>
-                <w:sz w:val="20"/>
-                <w:szCs w:val="20"/>
-                <w:lang w:val="ru-RU"/>
-              </w:rPr>
-              <w:t>сохраняется в папку /</w:t>
-            </w:r>
-            <w:r>
-              <w:rPr>
-                <w:sz w:val="20"/>
-                <w:szCs w:val="20"/>
-              </w:rPr>
-              <w:t>screenshots</w:t>
-            </w:r>
-            <w:r>
-              <w:rPr>
-                <w:sz w:val="20"/>
-                <w:szCs w:val="20"/>
-                <w:lang w:val="ru-RU"/>
-              </w:rPr>
-              <w:t xml:space="preserve"> </w:t>
-            </w:r>
-            <w:r>
-              <w:rPr>
-                <w:sz w:val="20"/>
-                <w:szCs w:val="20"/>
-                <w:lang w:val="ru-RU"/>
-              </w:rPr>
-              <w:t>симулятора</w:t>
-            </w:r>
-            <w:r>
-              <w:rPr>
-                <w:sz w:val="20"/>
-                <w:szCs w:val="20"/>
-                <w:lang w:val="ru-RU"/>
-              </w:rPr>
-              <w:t xml:space="preserve"> </w:t>
-            </w:r>
-            <w:r>
-              <w:rPr>
-                <w:sz w:val="20"/>
-                <w:szCs w:val="20"/>
-                <w:lang w:val="ru-RU"/>
-              </w:rPr>
-              <w:t>в формате JPEG</w:t>
-            </w:r>
+          </w:p>
+        </w:tc>
+      </w:tr>
+      <w:tr>
+        <w:trPr>
+          <w:trHeight w:val="20"/>
+        </w:trPr>
+        <w:tc>
+          <w:tcPr>
+            <w:tcW w:w="5000" w:type="pct"/>
+            <w:gridSpan w:val="3"/>
+            <w:vAlign w:val="center"/>
+          </w:tcPr>
+          <w:p>
+            <w:pPr>
+              <w:pStyle w:val="TableParagraph"/>
+              <w:spacing w:before="0"/>
+              <w:ind w:left="0"/>
+              <w:jc w:val="center"/>
+              <w:rPr>
+                <w:sz w:val="20"/>
+                <w:szCs w:val="20"/>
+              </w:rPr>
+            </w:pPr>
+            <w:proofErr w:type="spellStart"/>
+            <w:r>
+              <w:rPr>
+                <w:spacing w:val="-2"/>
+                <w:sz w:val="20"/>
+                <w:szCs w:val="20"/>
+              </w:rPr>
+              <w:lastRenderedPageBreak/>
+              <w:t>Прочее</w:t>
+            </w:r>
+            <w:proofErr w:type="spellEnd"/>
           </w:p>
         </w:tc>
       </w:tr>
@@ -2574,14 +2532,25 @@
               <w:rPr>
                 <w:sz w:val="20"/>
                 <w:szCs w:val="20"/>
-              </w:rPr>
-            </w:pPr>
-            <w:r>
-              <w:rPr>
-                <w:sz w:val="20"/>
-                <w:szCs w:val="20"/>
-              </w:rPr>
-              <w:t>Delete</w:t>
+                <w:lang w:val="ru-RU"/>
+              </w:rPr>
+            </w:pPr>
+            <w:r>
+              <w:rPr>
+                <w:spacing w:val="-5"/>
+                <w:sz w:val="20"/>
+                <w:szCs w:val="20"/>
+              </w:rPr>
+              <w:t>F</w:t>
+            </w:r>
+            <w:r>
+              <w:rPr>
+                <w:spacing w:val="-5"/>
+                <w:sz w:val="20"/>
+                <w:szCs w:val="20"/>
+                <w:lang w:val="ru-RU"/>
+              </w:rPr>
+              <w:t>9</w:t>
             </w:r>
           </w:p>
         </w:tc>
@@ -2608,16 +2577,91 @@
                 <w:szCs w:val="20"/>
                 <w:lang w:val="ru-RU"/>
               </w:rPr>
-              <w:t>Включение подачи песка</w:t>
-            </w:r>
-            <w:r>
-              <w:rPr>
-                <w:sz w:val="20"/>
-                <w:szCs w:val="20"/>
-                <w:lang w:val="ru-RU"/>
-              </w:rPr>
-              <w:br/>
-              <w:t>на локомотивах</w:t>
+              <w:t>Вывод</w:t>
+            </w:r>
+            <w:r>
+              <w:rPr>
+                <w:spacing w:val="-9"/>
+                <w:sz w:val="20"/>
+                <w:szCs w:val="20"/>
+                <w:lang w:val="ru-RU"/>
+              </w:rPr>
+              <w:t xml:space="preserve"> </w:t>
+            </w:r>
+            <w:r>
+              <w:rPr>
+                <w:sz w:val="20"/>
+                <w:szCs w:val="20"/>
+                <w:lang w:val="ru-RU"/>
+              </w:rPr>
+              <w:t>на</w:t>
+            </w:r>
+            <w:r>
+              <w:rPr>
+                <w:spacing w:val="-9"/>
+                <w:sz w:val="20"/>
+                <w:szCs w:val="20"/>
+                <w:lang w:val="ru-RU"/>
+              </w:rPr>
+              <w:t xml:space="preserve"> </w:t>
+            </w:r>
+            <w:r>
+              <w:rPr>
+                <w:sz w:val="20"/>
+                <w:szCs w:val="20"/>
+                <w:lang w:val="ru-RU"/>
+              </w:rPr>
+              <w:t>экран</w:t>
+            </w:r>
+            <w:r>
+              <w:rPr>
+                <w:spacing w:val="-9"/>
+                <w:sz w:val="20"/>
+                <w:szCs w:val="20"/>
+                <w:lang w:val="ru-RU"/>
+              </w:rPr>
+              <w:t xml:space="preserve"> </w:t>
+            </w:r>
+            <w:r>
+              <w:rPr>
+                <w:sz w:val="20"/>
+                <w:szCs w:val="20"/>
+                <w:lang w:val="ru-RU"/>
+              </w:rPr>
+              <w:t>отладочной</w:t>
+            </w:r>
+            <w:r>
+              <w:rPr>
+                <w:spacing w:val="-9"/>
+                <w:sz w:val="20"/>
+                <w:szCs w:val="20"/>
+                <w:lang w:val="ru-RU"/>
+              </w:rPr>
+              <w:t xml:space="preserve"> </w:t>
+            </w:r>
+            <w:r>
+              <w:rPr>
+                <w:sz w:val="20"/>
+                <w:szCs w:val="20"/>
+                <w:lang w:val="ru-RU"/>
+              </w:rPr>
+              <w:t xml:space="preserve">строки </w:t>
+            </w:r>
+            <w:r>
+              <w:rPr>
+                <w:sz w:val="20"/>
+                <w:szCs w:val="20"/>
+                <w:lang w:val="ru-RU"/>
+              </w:rPr>
+              <w:t xml:space="preserve">симулятора </w:t>
+            </w:r>
+            <w:r>
+              <w:rPr>
+                <w:sz w:val="20"/>
+                <w:szCs w:val="20"/>
+                <w:lang w:val="ru-RU"/>
+              </w:rPr>
+              <w:t>текущей подвижной единицы</w:t>
             </w:r>
           </w:p>
         </w:tc>
@@ -2637,6 +2681,466 @@
                 <w:lang w:val="ru-RU"/>
               </w:rPr>
             </w:pPr>
+            <w:r>
+              <w:rPr>
+                <w:sz w:val="20"/>
+                <w:szCs w:val="20"/>
+                <w:lang w:val="ru-RU"/>
+              </w:rPr>
+              <w:t>Отображаются время симуляции и параметры,</w:t>
+            </w:r>
+            <w:r>
+              <w:rPr>
+                <w:sz w:val="20"/>
+                <w:szCs w:val="20"/>
+                <w:lang w:val="ru-RU"/>
+              </w:rPr>
+              <w:br/>
+              <w:t>выведенные в строку разработчиком подвижной единицы</w:t>
+            </w:r>
+          </w:p>
+        </w:tc>
+      </w:tr>
+      <w:tr>
+        <w:trPr>
+          <w:trHeight w:val="20"/>
+        </w:trPr>
+        <w:tc>
+          <w:tcPr>
+            <w:tcW w:w="527" w:type="pct"/>
+            <w:vAlign w:val="center"/>
+          </w:tcPr>
+          <w:p>
+            <w:pPr>
+              <w:pStyle w:val="TableParagraph"/>
+              <w:spacing w:before="0"/>
+              <w:ind w:left="0"/>
+              <w:jc w:val="center"/>
+              <w:rPr>
+                <w:spacing w:val="-5"/>
+                <w:sz w:val="20"/>
+                <w:szCs w:val="20"/>
+              </w:rPr>
+            </w:pPr>
+            <w:r>
+              <w:rPr>
+                <w:spacing w:val="-5"/>
+                <w:sz w:val="20"/>
+                <w:szCs w:val="20"/>
+              </w:rPr>
+              <w:t>F10</w:t>
+            </w:r>
+          </w:p>
+        </w:tc>
+        <w:tc>
+          <w:tcPr>
+            <w:tcW w:w="1593" w:type="pct"/>
+            <w:vAlign w:val="center"/>
+          </w:tcPr>
+          <w:p>
+            <w:pPr>
+              <w:pStyle w:val="TableParagraph"/>
+              <w:spacing w:before="0"/>
+              <w:ind w:left="0"/>
+              <w:jc w:val="center"/>
+              <w:rPr>
+                <w:sz w:val="20"/>
+                <w:szCs w:val="20"/>
+                <w:lang w:val="ru-RU"/>
+              </w:rPr>
+            </w:pPr>
+            <w:r>
+              <w:rPr>
+                <w:sz w:val="20"/>
+                <w:szCs w:val="20"/>
+                <w:lang w:val="ru-RU"/>
+              </w:rPr>
+              <w:t>Вывод диалога управления источниками естественного освещения (экспериментальная демонстрационная функция, до ввода астрономического освещения)</w:t>
+            </w:r>
+          </w:p>
+        </w:tc>
+        <w:tc>
+          <w:tcPr>
+            <w:tcW w:w="2880" w:type="pct"/>
+            <w:vAlign w:val="center"/>
+          </w:tcPr>
+          <w:p>
+            <w:pPr>
+              <w:pStyle w:val="TableParagraph"/>
+              <w:spacing w:before="0"/>
+              <w:ind w:left="0"/>
+              <w:rPr>
+                <w:sz w:val="20"/>
+                <w:szCs w:val="20"/>
+                <w:lang w:val="ru-RU"/>
+              </w:rPr>
+            </w:pPr>
+          </w:p>
+        </w:tc>
+      </w:tr>
+      <w:tr>
+        <w:trPr>
+          <w:trHeight w:val="20"/>
+        </w:trPr>
+        <w:tc>
+          <w:tcPr>
+            <w:tcW w:w="527" w:type="pct"/>
+            <w:vAlign w:val="center"/>
+          </w:tcPr>
+          <w:p>
+            <w:pPr>
+              <w:pStyle w:val="TableParagraph"/>
+              <w:spacing w:before="0"/>
+              <w:ind w:left="0"/>
+              <w:jc w:val="center"/>
+              <w:rPr>
+                <w:spacing w:val="-5"/>
+                <w:sz w:val="20"/>
+                <w:szCs w:val="20"/>
+                <w:lang w:val="ru-RU"/>
+              </w:rPr>
+            </w:pPr>
+            <w:r>
+              <w:rPr>
+                <w:sz w:val="20"/>
+                <w:szCs w:val="20"/>
+              </w:rPr>
+              <w:t>F1</w:t>
+            </w:r>
+            <w:r>
+              <w:rPr>
+                <w:sz w:val="20"/>
+                <w:szCs w:val="20"/>
+                <w:lang w:val="ru-RU"/>
+              </w:rPr>
+              <w:t>1</w:t>
+            </w:r>
+          </w:p>
+        </w:tc>
+        <w:tc>
+          <w:tcPr>
+            <w:tcW w:w="1593" w:type="pct"/>
+            <w:vAlign w:val="center"/>
+          </w:tcPr>
+          <w:p>
+            <w:pPr>
+              <w:pStyle w:val="TableParagraph"/>
+              <w:spacing w:before="0"/>
+              <w:ind w:left="0"/>
+              <w:jc w:val="center"/>
+              <w:rPr>
+                <w:sz w:val="20"/>
+                <w:szCs w:val="20"/>
+                <w:lang w:val="ru-RU"/>
+              </w:rPr>
+            </w:pPr>
+            <w:r>
+              <w:rPr>
+                <w:sz w:val="20"/>
+                <w:szCs w:val="20"/>
+                <w:lang w:val="ru-RU"/>
+              </w:rPr>
+              <w:t>Вывод монитора статистики</w:t>
+            </w:r>
+          </w:p>
+        </w:tc>
+        <w:tc>
+          <w:tcPr>
+            <w:tcW w:w="2880" w:type="pct"/>
+            <w:vAlign w:val="center"/>
+          </w:tcPr>
+          <w:p>
+            <w:pPr>
+              <w:pStyle w:val="TableParagraph"/>
+              <w:spacing w:before="0"/>
+              <w:ind w:left="0"/>
+              <w:rPr>
+                <w:sz w:val="20"/>
+                <w:szCs w:val="20"/>
+                <w:lang w:val="ru-RU"/>
+              </w:rPr>
+            </w:pPr>
+            <w:r>
+              <w:rPr>
+                <w:sz w:val="20"/>
+                <w:szCs w:val="20"/>
+                <w:lang w:val="ru-RU"/>
+              </w:rPr>
+              <w:t>Монитор отображает</w:t>
+            </w:r>
+            <w:r>
+              <w:rPr>
+                <w:sz w:val="20"/>
+                <w:szCs w:val="20"/>
+                <w:lang w:val="ru-RU"/>
+              </w:rPr>
+              <w:t xml:space="preserve"> скорость рендеринга -</w:t>
+            </w:r>
+            <w:r>
+              <w:rPr>
+                <w:sz w:val="20"/>
+                <w:szCs w:val="20"/>
+                <w:lang w:val="ru-RU"/>
+              </w:rPr>
+              <w:t xml:space="preserve"> </w:t>
+            </w:r>
+            <w:r>
+              <w:rPr>
+                <w:sz w:val="20"/>
+                <w:szCs w:val="20"/>
+              </w:rPr>
+              <w:t>FPS</w:t>
+            </w:r>
+            <w:r>
+              <w:rPr>
+                <w:sz w:val="20"/>
+                <w:szCs w:val="20"/>
+                <w:lang w:val="ru-RU"/>
+              </w:rPr>
+              <w:t xml:space="preserve"> (</w:t>
+            </w:r>
+            <w:r>
+              <w:rPr>
+                <w:sz w:val="20"/>
+                <w:szCs w:val="20"/>
+              </w:rPr>
+              <w:t>frames</w:t>
+            </w:r>
+            <w:r>
+              <w:rPr>
+                <w:sz w:val="20"/>
+                <w:szCs w:val="20"/>
+                <w:lang w:val="ru-RU"/>
+              </w:rPr>
+              <w:t xml:space="preserve"> </w:t>
+            </w:r>
+            <w:r>
+              <w:rPr>
+                <w:sz w:val="20"/>
+                <w:szCs w:val="20"/>
+              </w:rPr>
+              <w:t>per</w:t>
+            </w:r>
+            <w:r>
+              <w:rPr>
+                <w:sz w:val="20"/>
+                <w:szCs w:val="20"/>
+                <w:lang w:val="ru-RU"/>
+              </w:rPr>
+              <w:t xml:space="preserve"> </w:t>
+            </w:r>
+            <w:r>
+              <w:rPr>
+                <w:sz w:val="20"/>
+                <w:szCs w:val="20"/>
+              </w:rPr>
+              <w:t>second</w:t>
+            </w:r>
+            <w:r>
+              <w:rPr>
+                <w:sz w:val="20"/>
+                <w:szCs w:val="20"/>
+                <w:lang w:val="ru-RU"/>
+              </w:rPr>
+              <w:t xml:space="preserve"> </w:t>
+            </w:r>
+            <w:r>
+              <w:rPr>
+                <w:sz w:val="20"/>
+                <w:szCs w:val="20"/>
+                <w:lang w:val="ru-RU"/>
+              </w:rPr>
+              <w:t>–</w:t>
+            </w:r>
+            <w:r>
+              <w:rPr>
+                <w:sz w:val="20"/>
+                <w:szCs w:val="20"/>
+                <w:lang w:val="ru-RU"/>
+              </w:rPr>
+              <w:t xml:space="preserve"> </w:t>
+            </w:r>
+            <w:r>
+              <w:rPr>
+                <w:sz w:val="20"/>
+                <w:szCs w:val="20"/>
+                <w:lang w:val="ru-RU"/>
+              </w:rPr>
+              <w:t>кадры в секунду</w:t>
+            </w:r>
+            <w:r>
+              <w:rPr>
+                <w:sz w:val="20"/>
+                <w:szCs w:val="20"/>
+                <w:lang w:val="ru-RU"/>
+              </w:rPr>
+              <w:t xml:space="preserve">). </w:t>
+            </w:r>
+          </w:p>
+        </w:tc>
+      </w:tr>
+      <w:tr>
+        <w:trPr>
+          <w:trHeight w:val="20"/>
+        </w:trPr>
+        <w:tc>
+          <w:tcPr>
+            <w:tcW w:w="527" w:type="pct"/>
+            <w:vAlign w:val="center"/>
+          </w:tcPr>
+          <w:p>
+            <w:pPr>
+              <w:pStyle w:val="TableParagraph"/>
+              <w:spacing w:before="0"/>
+              <w:ind w:left="0"/>
+              <w:jc w:val="center"/>
+              <w:rPr>
+                <w:sz w:val="20"/>
+                <w:szCs w:val="20"/>
+                <w:lang w:val="ru-RU"/>
+              </w:rPr>
+            </w:pPr>
+            <w:r>
+              <w:rPr>
+                <w:sz w:val="20"/>
+                <w:szCs w:val="20"/>
+              </w:rPr>
+              <w:t>F1</w:t>
+            </w:r>
+            <w:r>
+              <w:rPr>
+                <w:sz w:val="20"/>
+                <w:szCs w:val="20"/>
+                <w:lang w:val="ru-RU"/>
+              </w:rPr>
+              <w:t>2</w:t>
+            </w:r>
+          </w:p>
+        </w:tc>
+        <w:tc>
+          <w:tcPr>
+            <w:tcW w:w="1593" w:type="pct"/>
+            <w:vAlign w:val="center"/>
+          </w:tcPr>
+          <w:p>
+            <w:pPr>
+              <w:pStyle w:val="TableParagraph"/>
+              <w:spacing w:before="0"/>
+              <w:ind w:left="0"/>
+              <w:jc w:val="center"/>
+              <w:rPr>
+                <w:sz w:val="20"/>
+                <w:szCs w:val="20"/>
+                <w:lang w:val="ru-RU"/>
+              </w:rPr>
+            </w:pPr>
+            <w:r>
+              <w:rPr>
+                <w:sz w:val="20"/>
+                <w:szCs w:val="20"/>
+                <w:lang w:val="ru-RU"/>
+              </w:rPr>
+              <w:t>Скриншот</w:t>
+            </w:r>
+          </w:p>
+        </w:tc>
+        <w:tc>
+          <w:tcPr>
+            <w:tcW w:w="2880" w:type="pct"/>
+            <w:vAlign w:val="center"/>
+          </w:tcPr>
+          <w:p>
+            <w:pPr>
+              <w:pStyle w:val="TableParagraph"/>
+              <w:spacing w:before="0"/>
+              <w:ind w:left="0"/>
+              <w:rPr>
+                <w:sz w:val="20"/>
+                <w:szCs w:val="20"/>
+                <w:lang w:val="ru-RU"/>
+              </w:rPr>
+            </w:pPr>
+            <w:r>
+              <w:rPr>
+                <w:sz w:val="20"/>
+                <w:szCs w:val="20"/>
+                <w:lang w:val="ru-RU"/>
+              </w:rPr>
+              <w:t xml:space="preserve">Скриншот </w:t>
+            </w:r>
+            <w:r>
+              <w:rPr>
+                <w:sz w:val="20"/>
+                <w:szCs w:val="20"/>
+                <w:lang w:val="ru-RU"/>
+              </w:rPr>
+              <w:t xml:space="preserve">с временной </w:t>
+            </w:r>
+            <w:r>
+              <w:rPr>
+                <w:sz w:val="20"/>
+                <w:szCs w:val="20"/>
+                <w:lang w:val="ru-RU"/>
+              </w:rPr>
+              <w:t>от</w:t>
+            </w:r>
+            <w:r>
+              <w:rPr>
+                <w:sz w:val="20"/>
+                <w:szCs w:val="20"/>
+                <w:lang w:val="ru-RU"/>
+              </w:rPr>
+              <w:t>меткой</w:t>
+            </w:r>
+            <w:r>
+              <w:rPr>
+                <w:sz w:val="20"/>
+                <w:szCs w:val="20"/>
+                <w:lang w:val="ru-RU"/>
+              </w:rPr>
+              <w:t xml:space="preserve"> в названии файла сохраняется в папку /</w:t>
+            </w:r>
+            <w:r>
+              <w:rPr>
+                <w:sz w:val="20"/>
+                <w:szCs w:val="20"/>
+              </w:rPr>
+              <w:t>screenshots</w:t>
+            </w:r>
+            <w:r>
+              <w:rPr>
+                <w:sz w:val="20"/>
+                <w:szCs w:val="20"/>
+                <w:lang w:val="ru-RU"/>
+              </w:rPr>
+              <w:t xml:space="preserve"> </w:t>
+            </w:r>
+            <w:r>
+              <w:rPr>
+                <w:sz w:val="20"/>
+                <w:szCs w:val="20"/>
+                <w:lang w:val="ru-RU"/>
+              </w:rPr>
+              <w:t>симулятора</w:t>
+            </w:r>
+            <w:r>
+              <w:rPr>
+                <w:sz w:val="20"/>
+                <w:szCs w:val="20"/>
+                <w:lang w:val="ru-RU"/>
+              </w:rPr>
+              <w:t xml:space="preserve"> </w:t>
+            </w:r>
+            <w:r>
+              <w:rPr>
+                <w:sz w:val="20"/>
+                <w:szCs w:val="20"/>
+                <w:lang w:val="ru-RU"/>
+              </w:rPr>
+              <w:t>в формате JPEG</w:t>
+            </w:r>
+            <w:bookmarkStart w:id="0" w:name="_GoBack"/>
+            <w:bookmarkEnd w:id="0"/>
           </w:p>
         </w:tc>
       </w:tr>
@@ -2661,7 +3165,7 @@
 </file>
 
 <file path=word/numbering.xml><?xml version="1.0" encoding="utf-8"?>
-<w:numbering xmlns:wpc="http://schemas.microsoft.com/office/word/2010/wordprocessingCanvas" xmlns:cx="http://schemas.microsoft.com/office/drawing/2014/chartex" xmlns:cx1="http://schemas.microsoft.com/office/drawing/2015/9/8/chartex" xmlns:cx2="http://schemas.microsoft.com/office/drawing/2015/10/21/chartex" xmlns:cx3="http://schemas.microsoft.com/office/drawing/2016/5/9/chartex" xmlns:cx4="http://schemas.microsoft.com/office/drawing/2016/5/10/chartex" xmlns:cx5="http://schemas.microsoft.com/office/drawing/2016/5/11/chartex" xmlns:cx6="http://schemas.microsoft.com/office/drawing/2016/5/12/chartex" xmlns:cx7="http://schemas.microsoft.com/office/drawing/2016/5/13/chartex" xmlns:cx8="http://schemas.microsoft.com/office/drawing/2016/5/14/chartex" xmlns:mc="http://schemas.openxmlformats.org/markup-compatibility/2006" xmlns:aink="http://schemas.microsoft.com/office/drawing/2016/ink" xmlns:am3d="http://schemas.microsoft.com/office/drawing/2017/model3d" xmlns:o="urn:schemas-microsoft-com:office:office" xmlns:r="http://schemas.openxmlformats.org/officeDocument/2006/relationships" xmlns:m="http://schemas.openxmlformats.org/officeDocument/2006/math" xmlns:v="urn:schemas-microsoft-com:vml" xmlns:wp14="http://schemas.microsoft.com/office/word/2010/wordprocessingDrawing" xmlns:wp="http://schemas.openxmlformats.org/drawingml/2006/wordprocessingDrawing" xmlns:w10="urn:schemas-microsoft-com:office:word" xmlns:w="http://schemas.openxmlformats.org/wordprocessingml/2006/main" xmlns:w14="http://schemas.microsoft.com/office/word/2010/wordml" xmlns:w15="http://schemas.microsoft.com/office/word/2012/wordml" xmlns:w16cex="http://schemas.microsoft.com/office/word/2018/wordml/cex" xmlns:w16cid="http://schemas.microsoft.com/office/word/2016/wordml/cid" xmlns:w16="http://schemas.microsoft.com/office/word/2018/wordml" xmlns:w16sdtdh="http://schemas.microsoft.com/office/word/2020/wordml/sdtdatahash" xmlns:w16se="http://schemas.microsoft.com/office/word/2015/wordml/symex" xmlns:wpg="http://schemas.microsoft.com/office/word/2010/wordprocessingGroup" xmlns:wpi="http://schemas.microsoft.com/office/word/2010/wordprocessingInk" xmlns:wne="http://schemas.microsoft.com/office/word/2006/wordml" xmlns:wps="http://schemas.microsoft.com/office/word/2010/wordprocessingShape" mc:Ignorable="w14 w15 w16se w16cid w16 w16cex w16sdtdh wp14">
+<w:numbering xmlns:wpc="http://schemas.microsoft.com/office/word/2010/wordprocessingCanvas" xmlns:cx="http://schemas.microsoft.com/office/drawing/2014/chartex" xmlns:mc="http://schemas.openxmlformats.org/markup-compatibility/2006" xmlns:o="urn:schemas-microsoft-com:office:office" xmlns:r="http://schemas.openxmlformats.org/officeDocument/2006/relationships" xmlns:m="http://schemas.openxmlformats.org/officeDocument/2006/math" xmlns:v="urn:schemas-microsoft-com:vml" xmlns:wp14="http://schemas.microsoft.com/office/word/2010/wordprocessingDrawing" xmlns:wp="http://schemas.openxmlformats.org/drawingml/2006/wordprocessingDrawing" xmlns:w10="urn:schemas-microsoft-com:office:word" xmlns:w="http://schemas.openxmlformats.org/wordprocessingml/2006/main" xmlns:w14="http://schemas.microsoft.com/office/word/2010/wordml" xmlns:w15="http://schemas.microsoft.com/office/word/2012/wordml" xmlns:w16se="http://schemas.microsoft.com/office/word/2015/wordml/symex" xmlns:wpg="http://schemas.microsoft.com/office/word/2010/wordprocessingGroup" xmlns:wpi="http://schemas.microsoft.com/office/word/2010/wordprocessingInk" xmlns:wne="http://schemas.microsoft.com/office/word/2006/wordml" xmlns:wps="http://schemas.microsoft.com/office/word/2010/wordprocessingShape" mc:Ignorable="w14 w15 w16se wp14">
   <w:abstractNum w:abstractNumId="0" w15:restartNumberingAfterBreak="0">
     <w:nsid w:val="0B88083C"/>
     <w:multiLevelType w:val="hybridMultilevel"/>
@@ -3223,7 +3727,7 @@
 </file>
 
 <file path=word/styles.xml><?xml version="1.0" encoding="utf-8"?>
-<w:styles xmlns:mc="http://schemas.openxmlformats.org/markup-compatibility/2006" xmlns:r="http://schemas.openxmlformats.org/officeDocument/2006/relationships" xmlns:w="http://schemas.openxmlformats.org/wordprocessingml/2006/main" xmlns:w14="http://schemas.microsoft.com/office/word/2010/wordml" xmlns:w15="http://schemas.microsoft.com/office/word/2012/wordml" xmlns:w16cex="http://schemas.microsoft.com/office/word/2018/wordml/cex" xmlns:w16cid="http://schemas.microsoft.com/office/word/2016/wordml/cid" xmlns:w16="http://schemas.microsoft.com/office/word/2018/wordml" xmlns:w16sdtdh="http://schemas.microsoft.com/office/word/2020/wordml/sdtdatahash" xmlns:w16se="http://schemas.microsoft.com/office/word/2015/wordml/symex" mc:Ignorable="w14 w15 w16se w16cid w16 w16cex w16sdtdh">
+<w:styles xmlns:mc="http://schemas.openxmlformats.org/markup-compatibility/2006" xmlns:r="http://schemas.openxmlformats.org/officeDocument/2006/relationships" xmlns:w="http://schemas.openxmlformats.org/wordprocessingml/2006/main" xmlns:w14="http://schemas.microsoft.com/office/word/2010/wordml" xmlns:w15="http://schemas.microsoft.com/office/word/2012/wordml" xmlns:w16se="http://schemas.microsoft.com/office/word/2015/wordml/symex" mc:Ignorable="w14 w15 w16se">
   <w:docDefaults>
     <w:rPrDefault>
       <w:rPr>
@@ -3239,7 +3743,7 @@
       </w:pPr>
     </w:pPrDefault>
   </w:docDefaults>
-  <w:latentStyles w:defLockedState="0" w:defUIPriority="99" w:defSemiHidden="0" w:defUnhideWhenUsed="0" w:defQFormat="0" w:count="376">
+  <w:latentStyles w:defLockedState="0" w:defUIPriority="99" w:defSemiHidden="0" w:defUnhideWhenUsed="0" w:defQFormat="0" w:count="371">
     <w:lsdException w:name="Normal" w:uiPriority="0" w:qFormat="1"/>
     <w:lsdException w:name="heading 1" w:uiPriority="9" w:qFormat="1"/>
     <w:lsdException w:name="heading 2" w:semiHidden="1" w:uiPriority="9" w:unhideWhenUsed="1" w:qFormat="1"/>
@@ -3611,11 +4115,6 @@
     <w:lsdException w:name="List Table 5 Dark Accent 6" w:uiPriority="50"/>
     <w:lsdException w:name="List Table 6 Colorful Accent 6" w:uiPriority="51"/>
     <w:lsdException w:name="List Table 7 Colorful Accent 6" w:uiPriority="52"/>
-    <w:lsdException w:name="Mention" w:semiHidden="1" w:unhideWhenUsed="1"/>
-    <w:lsdException w:name="Smart Hyperlink" w:semiHidden="1" w:unhideWhenUsed="1"/>
-    <w:lsdException w:name="Hashtag" w:semiHidden="1" w:unhideWhenUsed="1"/>
-    <w:lsdException w:name="Unresolved Mention" w:semiHidden="1" w:unhideWhenUsed="1"/>
-    <w:lsdException w:name="Smart Link" w:semiHidden="1" w:unhideWhenUsed="1"/>
   </w:latentStyles>
   <w:style w:type="paragraph" w:default="1" w:styleId="a">
     <w:name w:val="Normal"/>

--- a/docs/Common-hotkeys.docx
+++ b/docs/Common-hotkeys.docx
@@ -1871,23 +1871,7 @@
                 <w:szCs w:val="20"/>
                 <w:lang w:val="ru-RU"/>
               </w:rPr>
-              <w:t xml:space="preserve">каждое нажатие данной клавиши </w:t>
-            </w:r>
-            <w:r>
-              <w:rPr>
-                <w:sz w:val="20"/>
-                <w:szCs w:val="20"/>
-                <w:lang w:val="ru-RU"/>
-              </w:rPr>
-              <w:t>замедляет</w:t>
-            </w:r>
-            <w:r>
-              <w:rPr>
-                <w:sz w:val="20"/>
-                <w:szCs w:val="20"/>
-                <w:lang w:val="ru-RU"/>
-              </w:rPr>
-              <w:t xml:space="preserve"> движение камеры</w:t>
+              <w:t>каждое нажатие данной клавиши замедляет движение камеры</w:t>
             </w:r>
           </w:p>
           <w:p>
@@ -2485,8 +2469,7 @@
         </w:trPr>
         <w:tc>
           <w:tcPr>
-            <w:tcW w:w="5000" w:type="pct"/>
-            <w:gridSpan w:val="3"/>
+            <w:tcW w:w="527" w:type="pct"/>
             <w:vAlign w:val="center"/>
           </w:tcPr>
           <w:p>
@@ -2496,21 +2479,76 @@
               <w:ind w:left="0"/>
               <w:jc w:val="center"/>
               <w:rPr>
-                <w:sz w:val="20"/>
-                <w:szCs w:val="20"/>
-              </w:rPr>
-            </w:pPr>
-            <w:proofErr w:type="spellStart"/>
-            <w:r>
-              <w:rPr>
                 <w:spacing w:val="-2"/>
                 <w:sz w:val="20"/>
                 <w:szCs w:val="20"/>
               </w:rPr>
+            </w:pPr>
+            <w:r>
+              <w:rPr>
+                <w:spacing w:val="-2"/>
+                <w:sz w:val="20"/>
+                <w:szCs w:val="20"/>
+              </w:rPr>
               <w:lastRenderedPageBreak/>
-              <w:t>Прочее</w:t>
-            </w:r>
-            <w:proofErr w:type="spellEnd"/>
+              <w:t>Shift + Insert</w:t>
+            </w:r>
+          </w:p>
+        </w:tc>
+        <w:tc>
+          <w:tcPr>
+            <w:tcW w:w="1593" w:type="pct"/>
+            <w:vAlign w:val="center"/>
+          </w:tcPr>
+          <w:p>
+            <w:pPr>
+              <w:pStyle w:val="TableParagraph"/>
+              <w:spacing w:before="0"/>
+              <w:ind w:left="0"/>
+              <w:jc w:val="center"/>
+              <w:rPr>
+                <w:sz w:val="20"/>
+                <w:szCs w:val="20"/>
+                <w:lang w:val="ru-RU"/>
+              </w:rPr>
+            </w:pPr>
+            <w:r>
+              <w:rPr>
+                <w:sz w:val="20"/>
+                <w:szCs w:val="20"/>
+                <w:lang w:val="ru-RU"/>
+              </w:rPr>
+              <w:t>Установить башмаки</w:t>
+            </w:r>
+          </w:p>
+        </w:tc>
+        <w:tc>
+          <w:tcPr>
+            <w:tcW w:w="2880" w:type="pct"/>
+            <w:vMerge w:val="restart"/>
+            <w:vAlign w:val="center"/>
+          </w:tcPr>
+          <w:p>
+            <w:pPr>
+              <w:pStyle w:val="TableParagraph"/>
+              <w:spacing w:before="0"/>
+              <w:ind w:left="0"/>
+              <w:rPr>
+                <w:sz w:val="20"/>
+                <w:szCs w:val="20"/>
+                <w:lang w:val="ru-RU"/>
+              </w:rPr>
+            </w:pPr>
+            <w:r>
+              <w:rPr>
+                <w:sz w:val="20"/>
+                <w:szCs w:val="20"/>
+                <w:lang w:val="ru-RU"/>
+              </w:rPr>
+              <w:t>Для поддерживающего данную функцию подвижного состава (все вагоны в игре). Для выполнения операции следуют переключить фокус управления на ту единицу подвижного состава, для которой планируется выполнение данной операции.</w:t>
+            </w:r>
+            <w:bookmarkStart w:id="0" w:name="_GoBack"/>
+            <w:bookmarkEnd w:id="0"/>
           </w:p>
         </w:tc>
       </w:tr>
@@ -2530,27 +2568,36 @@
               <w:ind w:left="0"/>
               <w:jc w:val="center"/>
               <w:rPr>
-                <w:sz w:val="20"/>
-                <w:szCs w:val="20"/>
-                <w:lang w:val="ru-RU"/>
-              </w:rPr>
-            </w:pPr>
-            <w:r>
-              <w:rPr>
-                <w:spacing w:val="-5"/>
-                <w:sz w:val="20"/>
-                <w:szCs w:val="20"/>
-              </w:rPr>
-              <w:t>F</w:t>
-            </w:r>
-            <w:r>
-              <w:rPr>
-                <w:spacing w:val="-5"/>
-                <w:sz w:val="20"/>
-                <w:szCs w:val="20"/>
-                <w:lang w:val="ru-RU"/>
-              </w:rPr>
-              <w:t>9</w:t>
+                <w:spacing w:val="-2"/>
+                <w:sz w:val="20"/>
+                <w:szCs w:val="20"/>
+                <w:lang w:val="ru-RU"/>
+              </w:rPr>
+            </w:pPr>
+            <w:r>
+              <w:rPr>
+                <w:spacing w:val="-2"/>
+                <w:sz w:val="20"/>
+                <w:szCs w:val="20"/>
+              </w:rPr>
+              <w:t>Ctrl</w:t>
+            </w:r>
+            <w:r>
+              <w:rPr>
+                <w:spacing w:val="-2"/>
+                <w:sz w:val="20"/>
+                <w:szCs w:val="20"/>
+                <w:lang w:val="ru-RU"/>
+              </w:rPr>
+              <w:t xml:space="preserve"> + </w:t>
+            </w:r>
+            <w:r>
+              <w:rPr>
+                <w:spacing w:val="-2"/>
+                <w:sz w:val="20"/>
+                <w:szCs w:val="20"/>
+              </w:rPr>
+              <w:t>Insert</w:t>
             </w:r>
           </w:p>
         </w:tc>
@@ -2577,97 +2624,14 @@
                 <w:szCs w:val="20"/>
                 <w:lang w:val="ru-RU"/>
               </w:rPr>
-              <w:t>Вывод</w:t>
-            </w:r>
-            <w:r>
-              <w:rPr>
-                <w:spacing w:val="-9"/>
-                <w:sz w:val="20"/>
-                <w:szCs w:val="20"/>
-                <w:lang w:val="ru-RU"/>
-              </w:rPr>
-              <w:t xml:space="preserve"> </w:t>
-            </w:r>
-            <w:r>
-              <w:rPr>
-                <w:sz w:val="20"/>
-                <w:szCs w:val="20"/>
-                <w:lang w:val="ru-RU"/>
-              </w:rPr>
-              <w:t>на</w:t>
-            </w:r>
-            <w:r>
-              <w:rPr>
-                <w:spacing w:val="-9"/>
-                <w:sz w:val="20"/>
-                <w:szCs w:val="20"/>
-                <w:lang w:val="ru-RU"/>
-              </w:rPr>
-              <w:t xml:space="preserve"> </w:t>
-            </w:r>
-            <w:r>
-              <w:rPr>
-                <w:sz w:val="20"/>
-                <w:szCs w:val="20"/>
-                <w:lang w:val="ru-RU"/>
-              </w:rPr>
-              <w:t>экран</w:t>
-            </w:r>
-            <w:r>
-              <w:rPr>
-                <w:spacing w:val="-9"/>
-                <w:sz w:val="20"/>
-                <w:szCs w:val="20"/>
-                <w:lang w:val="ru-RU"/>
-              </w:rPr>
-              <w:t xml:space="preserve"> </w:t>
-            </w:r>
-            <w:r>
-              <w:rPr>
-                <w:sz w:val="20"/>
-                <w:szCs w:val="20"/>
-                <w:lang w:val="ru-RU"/>
-              </w:rPr>
-              <w:t>отладочной</w:t>
-            </w:r>
-            <w:r>
-              <w:rPr>
-                <w:spacing w:val="-9"/>
-                <w:sz w:val="20"/>
-                <w:szCs w:val="20"/>
-                <w:lang w:val="ru-RU"/>
-              </w:rPr>
-              <w:t xml:space="preserve"> </w:t>
-            </w:r>
-            <w:r>
-              <w:rPr>
-                <w:sz w:val="20"/>
-                <w:szCs w:val="20"/>
-                <w:lang w:val="ru-RU"/>
-              </w:rPr>
-              <w:t xml:space="preserve">строки </w:t>
-            </w:r>
-            <w:r>
-              <w:rPr>
-                <w:sz w:val="20"/>
-                <w:szCs w:val="20"/>
-                <w:lang w:val="ru-RU"/>
-              </w:rPr>
-              <w:t xml:space="preserve">симулятора </w:t>
-            </w:r>
-            <w:r>
-              <w:rPr>
-                <w:sz w:val="20"/>
-                <w:szCs w:val="20"/>
-                <w:lang w:val="ru-RU"/>
-              </w:rPr>
-              <w:t>текущей подвижной единицы</w:t>
+              <w:t>Снять башмаки</w:t>
             </w:r>
           </w:p>
         </w:tc>
         <w:tc>
           <w:tcPr>
             <w:tcW w:w="2880" w:type="pct"/>
+            <w:vMerge/>
             <w:vAlign w:val="center"/>
           </w:tcPr>
           <w:p>
@@ -2681,23 +2645,6 @@
                 <w:lang w:val="ru-RU"/>
               </w:rPr>
             </w:pPr>
-            <w:r>
-              <w:rPr>
-                <w:sz w:val="20"/>
-                <w:szCs w:val="20"/>
-                <w:lang w:val="ru-RU"/>
-              </w:rPr>
-              <w:t>Отображаются время симуляции и параметры,</w:t>
-            </w:r>
-            <w:r>
-              <w:rPr>
-                <w:sz w:val="20"/>
-                <w:szCs w:val="20"/>
-                <w:lang w:val="ru-RU"/>
-              </w:rPr>
-              <w:br/>
-              <w:t>выведенные в строку разработчиком подвижной единицы</w:t>
-            </w:r>
           </w:p>
         </w:tc>
       </w:tr>
@@ -2707,7 +2654,8 @@
         </w:trPr>
         <w:tc>
           <w:tcPr>
-            <w:tcW w:w="527" w:type="pct"/>
+            <w:tcW w:w="5000" w:type="pct"/>
+            <w:gridSpan w:val="3"/>
             <w:vAlign w:val="center"/>
           </w:tcPr>
           <w:p>
@@ -2717,64 +2665,20 @@
               <w:ind w:left="0"/>
               <w:jc w:val="center"/>
               <w:rPr>
-                <w:spacing w:val="-5"/>
-                <w:sz w:val="20"/>
-                <w:szCs w:val="20"/>
-              </w:rPr>
-            </w:pPr>
-            <w:r>
-              <w:rPr>
-                <w:spacing w:val="-5"/>
-                <w:sz w:val="20"/>
-                <w:szCs w:val="20"/>
-              </w:rPr>
-              <w:t>F10</w:t>
-            </w:r>
-          </w:p>
-        </w:tc>
-        <w:tc>
-          <w:tcPr>
-            <w:tcW w:w="1593" w:type="pct"/>
-            <w:vAlign w:val="center"/>
-          </w:tcPr>
-          <w:p>
-            <w:pPr>
-              <w:pStyle w:val="TableParagraph"/>
-              <w:spacing w:before="0"/>
-              <w:ind w:left="0"/>
-              <w:jc w:val="center"/>
-              <w:rPr>
-                <w:sz w:val="20"/>
-                <w:szCs w:val="20"/>
-                <w:lang w:val="ru-RU"/>
-              </w:rPr>
-            </w:pPr>
-            <w:r>
-              <w:rPr>
-                <w:sz w:val="20"/>
-                <w:szCs w:val="20"/>
-                <w:lang w:val="ru-RU"/>
-              </w:rPr>
-              <w:t>Вывод диалога управления источниками естественного освещения (экспериментальная демонстрационная функция, до ввода астрономического освещения)</w:t>
-            </w:r>
-          </w:p>
-        </w:tc>
-        <w:tc>
-          <w:tcPr>
-            <w:tcW w:w="2880" w:type="pct"/>
-            <w:vAlign w:val="center"/>
-          </w:tcPr>
-          <w:p>
-            <w:pPr>
-              <w:pStyle w:val="TableParagraph"/>
-              <w:spacing w:before="0"/>
-              <w:ind w:left="0"/>
-              <w:rPr>
-                <w:sz w:val="20"/>
-                <w:szCs w:val="20"/>
-                <w:lang w:val="ru-RU"/>
-              </w:rPr>
-            </w:pPr>
+                <w:sz w:val="20"/>
+                <w:szCs w:val="20"/>
+                <w:lang w:val="ru-RU"/>
+              </w:rPr>
+            </w:pPr>
+            <w:r>
+              <w:rPr>
+                <w:spacing w:val="-2"/>
+                <w:sz w:val="20"/>
+                <w:szCs w:val="20"/>
+                <w:lang w:val="ru-RU"/>
+              </w:rPr>
+              <w:t>Прочее</w:t>
+            </w:r>
           </w:p>
         </w:tc>
       </w:tr>
@@ -2794,26 +2698,27 @@
               <w:ind w:left="0"/>
               <w:jc w:val="center"/>
               <w:rPr>
+                <w:sz w:val="20"/>
+                <w:szCs w:val="20"/>
+                <w:lang w:val="ru-RU"/>
+              </w:rPr>
+            </w:pPr>
+            <w:r>
+              <w:rPr>
                 <w:spacing w:val="-5"/>
                 <w:sz w:val="20"/>
                 <w:szCs w:val="20"/>
-                <w:lang w:val="ru-RU"/>
-              </w:rPr>
-            </w:pPr>
-            <w:r>
-              <w:rPr>
-                <w:sz w:val="20"/>
-                <w:szCs w:val="20"/>
-              </w:rPr>
-              <w:t>F1</w:t>
-            </w:r>
-            <w:r>
-              <w:rPr>
-                <w:sz w:val="20"/>
-                <w:szCs w:val="20"/>
-                <w:lang w:val="ru-RU"/>
-              </w:rPr>
-              <w:t>1</w:t>
+              </w:rPr>
+              <w:t>F</w:t>
+            </w:r>
+            <w:r>
+              <w:rPr>
+                <w:spacing w:val="-5"/>
+                <w:sz w:val="20"/>
+                <w:szCs w:val="20"/>
+                <w:lang w:val="ru-RU"/>
+              </w:rPr>
+              <w:t>9</w:t>
             </w:r>
           </w:p>
         </w:tc>
@@ -2840,7 +2745,91 @@
                 <w:szCs w:val="20"/>
                 <w:lang w:val="ru-RU"/>
               </w:rPr>
-              <w:t>Вывод монитора статистики</w:t>
+              <w:t>Вывод</w:t>
+            </w:r>
+            <w:r>
+              <w:rPr>
+                <w:spacing w:val="-9"/>
+                <w:sz w:val="20"/>
+                <w:szCs w:val="20"/>
+                <w:lang w:val="ru-RU"/>
+              </w:rPr>
+              <w:t xml:space="preserve"> </w:t>
+            </w:r>
+            <w:r>
+              <w:rPr>
+                <w:sz w:val="20"/>
+                <w:szCs w:val="20"/>
+                <w:lang w:val="ru-RU"/>
+              </w:rPr>
+              <w:t>на</w:t>
+            </w:r>
+            <w:r>
+              <w:rPr>
+                <w:spacing w:val="-9"/>
+                <w:sz w:val="20"/>
+                <w:szCs w:val="20"/>
+                <w:lang w:val="ru-RU"/>
+              </w:rPr>
+              <w:t xml:space="preserve"> </w:t>
+            </w:r>
+            <w:r>
+              <w:rPr>
+                <w:sz w:val="20"/>
+                <w:szCs w:val="20"/>
+                <w:lang w:val="ru-RU"/>
+              </w:rPr>
+              <w:t>экран</w:t>
+            </w:r>
+            <w:r>
+              <w:rPr>
+                <w:spacing w:val="-9"/>
+                <w:sz w:val="20"/>
+                <w:szCs w:val="20"/>
+                <w:lang w:val="ru-RU"/>
+              </w:rPr>
+              <w:t xml:space="preserve"> </w:t>
+            </w:r>
+            <w:r>
+              <w:rPr>
+                <w:sz w:val="20"/>
+                <w:szCs w:val="20"/>
+                <w:lang w:val="ru-RU"/>
+              </w:rPr>
+              <w:t>отладочной</w:t>
+            </w:r>
+            <w:r>
+              <w:rPr>
+                <w:spacing w:val="-9"/>
+                <w:sz w:val="20"/>
+                <w:szCs w:val="20"/>
+                <w:lang w:val="ru-RU"/>
+              </w:rPr>
+              <w:t xml:space="preserve"> </w:t>
+            </w:r>
+            <w:r>
+              <w:rPr>
+                <w:sz w:val="20"/>
+                <w:szCs w:val="20"/>
+                <w:lang w:val="ru-RU"/>
+              </w:rPr>
+              <w:t xml:space="preserve">строки </w:t>
+            </w:r>
+            <w:r>
+              <w:rPr>
+                <w:sz w:val="20"/>
+                <w:szCs w:val="20"/>
+                <w:lang w:val="ru-RU"/>
+              </w:rPr>
+              <w:t xml:space="preserve">симулятора </w:t>
+            </w:r>
+            <w:r>
+              <w:rPr>
+                <w:sz w:val="20"/>
+                <w:szCs w:val="20"/>
+                <w:lang w:val="ru-RU"/>
+              </w:rPr>
+              <w:t>текущей подвижной единицы</w:t>
             </w:r>
           </w:p>
         </w:tc>
@@ -2866,115 +2855,16 @@
                 <w:szCs w:val="20"/>
                 <w:lang w:val="ru-RU"/>
               </w:rPr>
-              <w:t>Монитор отображает</w:t>
-            </w:r>
-            <w:r>
-              <w:rPr>
-                <w:sz w:val="20"/>
-                <w:szCs w:val="20"/>
-                <w:lang w:val="ru-RU"/>
-              </w:rPr>
-              <w:t xml:space="preserve"> скорость рендеринга -</w:t>
-            </w:r>
-            <w:r>
-              <w:rPr>
-                <w:sz w:val="20"/>
-                <w:szCs w:val="20"/>
-                <w:lang w:val="ru-RU"/>
-              </w:rPr>
-              <w:t xml:space="preserve"> </w:t>
-            </w:r>
-            <w:r>
-              <w:rPr>
-                <w:sz w:val="20"/>
-                <w:szCs w:val="20"/>
-              </w:rPr>
-              <w:t>FPS</w:t>
-            </w:r>
-            <w:r>
-              <w:rPr>
-                <w:sz w:val="20"/>
-                <w:szCs w:val="20"/>
-                <w:lang w:val="ru-RU"/>
-              </w:rPr>
-              <w:t xml:space="preserve"> (</w:t>
-            </w:r>
-            <w:r>
-              <w:rPr>
-                <w:sz w:val="20"/>
-                <w:szCs w:val="20"/>
-              </w:rPr>
-              <w:t>frames</w:t>
-            </w:r>
-            <w:r>
-              <w:rPr>
-                <w:sz w:val="20"/>
-                <w:szCs w:val="20"/>
-                <w:lang w:val="ru-RU"/>
-              </w:rPr>
-              <w:t xml:space="preserve"> </w:t>
-            </w:r>
-            <w:r>
-              <w:rPr>
-                <w:sz w:val="20"/>
-                <w:szCs w:val="20"/>
-              </w:rPr>
-              <w:t>per</w:t>
-            </w:r>
-            <w:r>
-              <w:rPr>
-                <w:sz w:val="20"/>
-                <w:szCs w:val="20"/>
-                <w:lang w:val="ru-RU"/>
-              </w:rPr>
-              <w:t xml:space="preserve"> </w:t>
-            </w:r>
-            <w:r>
-              <w:rPr>
-                <w:sz w:val="20"/>
-                <w:szCs w:val="20"/>
-              </w:rPr>
-              <w:t>second</w:t>
-            </w:r>
-            <w:r>
-              <w:rPr>
-                <w:sz w:val="20"/>
-                <w:szCs w:val="20"/>
-                <w:lang w:val="ru-RU"/>
-              </w:rPr>
-              <w:t xml:space="preserve"> </w:t>
-            </w:r>
-            <w:r>
-              <w:rPr>
-                <w:sz w:val="20"/>
-                <w:szCs w:val="20"/>
-                <w:lang w:val="ru-RU"/>
-              </w:rPr>
-              <w:t>–</w:t>
-            </w:r>
-            <w:r>
-              <w:rPr>
-                <w:sz w:val="20"/>
-                <w:szCs w:val="20"/>
-                <w:lang w:val="ru-RU"/>
-              </w:rPr>
-              <w:t xml:space="preserve"> </w:t>
-            </w:r>
-            <w:r>
-              <w:rPr>
-                <w:sz w:val="20"/>
-                <w:szCs w:val="20"/>
-                <w:lang w:val="ru-RU"/>
-              </w:rPr>
-              <w:t>кадры в секунду</w:t>
-            </w:r>
-            <w:r>
-              <w:rPr>
-                <w:sz w:val="20"/>
-                <w:szCs w:val="20"/>
-                <w:lang w:val="ru-RU"/>
-              </w:rPr>
-              <w:t xml:space="preserve">). </w:t>
+              <w:t>Отображаются время симуляции и параметры,</w:t>
+            </w:r>
+            <w:r>
+              <w:rPr>
+                <w:sz w:val="20"/>
+                <w:szCs w:val="20"/>
+                <w:lang w:val="ru-RU"/>
+              </w:rPr>
+              <w:br/>
+              <w:t>выведенные в строку разработчиком подвижной единицы</w:t>
             </w:r>
           </w:p>
         </w:tc>
@@ -2995,6 +2885,84 @@
               <w:ind w:left="0"/>
               <w:jc w:val="center"/>
               <w:rPr>
+                <w:spacing w:val="-5"/>
+                <w:sz w:val="20"/>
+                <w:szCs w:val="20"/>
+              </w:rPr>
+            </w:pPr>
+            <w:r>
+              <w:rPr>
+                <w:spacing w:val="-5"/>
+                <w:sz w:val="20"/>
+                <w:szCs w:val="20"/>
+              </w:rPr>
+              <w:t>F10</w:t>
+            </w:r>
+          </w:p>
+        </w:tc>
+        <w:tc>
+          <w:tcPr>
+            <w:tcW w:w="1593" w:type="pct"/>
+            <w:vAlign w:val="center"/>
+          </w:tcPr>
+          <w:p>
+            <w:pPr>
+              <w:pStyle w:val="TableParagraph"/>
+              <w:spacing w:before="0"/>
+              <w:ind w:left="0"/>
+              <w:jc w:val="center"/>
+              <w:rPr>
+                <w:sz w:val="20"/>
+                <w:szCs w:val="20"/>
+                <w:lang w:val="ru-RU"/>
+              </w:rPr>
+            </w:pPr>
+            <w:r>
+              <w:rPr>
+                <w:sz w:val="20"/>
+                <w:szCs w:val="20"/>
+                <w:lang w:val="ru-RU"/>
+              </w:rPr>
+              <w:t>Вывод диалога управления источниками естественного освещения (экспериментальная демонстрационная функция, до ввода астрономического освещения)</w:t>
+            </w:r>
+          </w:p>
+        </w:tc>
+        <w:tc>
+          <w:tcPr>
+            <w:tcW w:w="2880" w:type="pct"/>
+            <w:vAlign w:val="center"/>
+          </w:tcPr>
+          <w:p>
+            <w:pPr>
+              <w:pStyle w:val="TableParagraph"/>
+              <w:spacing w:before="0"/>
+              <w:ind w:left="0"/>
+              <w:rPr>
+                <w:sz w:val="20"/>
+                <w:szCs w:val="20"/>
+                <w:lang w:val="ru-RU"/>
+              </w:rPr>
+            </w:pPr>
+          </w:p>
+        </w:tc>
+      </w:tr>
+      <w:tr>
+        <w:trPr>
+          <w:trHeight w:val="20"/>
+        </w:trPr>
+        <w:tc>
+          <w:tcPr>
+            <w:tcW w:w="527" w:type="pct"/>
+            <w:vAlign w:val="center"/>
+          </w:tcPr>
+          <w:p>
+            <w:pPr>
+              <w:pStyle w:val="TableParagraph"/>
+              <w:spacing w:before="0"/>
+              <w:ind w:left="0"/>
+              <w:jc w:val="center"/>
+              <w:rPr>
+                <w:spacing w:val="-5"/>
                 <w:sz w:val="20"/>
                 <w:szCs w:val="20"/>
                 <w:lang w:val="ru-RU"/>
@@ -3013,6 +2981,206 @@
                 <w:szCs w:val="20"/>
                 <w:lang w:val="ru-RU"/>
               </w:rPr>
+              <w:t>1</w:t>
+            </w:r>
+          </w:p>
+        </w:tc>
+        <w:tc>
+          <w:tcPr>
+            <w:tcW w:w="1593" w:type="pct"/>
+            <w:vAlign w:val="center"/>
+          </w:tcPr>
+          <w:p>
+            <w:pPr>
+              <w:pStyle w:val="TableParagraph"/>
+              <w:spacing w:before="0"/>
+              <w:ind w:left="0"/>
+              <w:jc w:val="center"/>
+              <w:rPr>
+                <w:sz w:val="20"/>
+                <w:szCs w:val="20"/>
+                <w:lang w:val="ru-RU"/>
+              </w:rPr>
+            </w:pPr>
+            <w:r>
+              <w:rPr>
+                <w:sz w:val="20"/>
+                <w:szCs w:val="20"/>
+                <w:lang w:val="ru-RU"/>
+              </w:rPr>
+              <w:t>Вывод монитора статистики</w:t>
+            </w:r>
+          </w:p>
+        </w:tc>
+        <w:tc>
+          <w:tcPr>
+            <w:tcW w:w="2880" w:type="pct"/>
+            <w:vAlign w:val="center"/>
+          </w:tcPr>
+          <w:p>
+            <w:pPr>
+              <w:pStyle w:val="TableParagraph"/>
+              <w:spacing w:before="0"/>
+              <w:ind w:left="0"/>
+              <w:rPr>
+                <w:sz w:val="20"/>
+                <w:szCs w:val="20"/>
+                <w:lang w:val="ru-RU"/>
+              </w:rPr>
+            </w:pPr>
+            <w:r>
+              <w:rPr>
+                <w:sz w:val="20"/>
+                <w:szCs w:val="20"/>
+                <w:lang w:val="ru-RU"/>
+              </w:rPr>
+              <w:t>Монитор отображает</w:t>
+            </w:r>
+            <w:r>
+              <w:rPr>
+                <w:sz w:val="20"/>
+                <w:szCs w:val="20"/>
+                <w:lang w:val="ru-RU"/>
+              </w:rPr>
+              <w:t xml:space="preserve"> скорость рендеринга -</w:t>
+            </w:r>
+            <w:r>
+              <w:rPr>
+                <w:sz w:val="20"/>
+                <w:szCs w:val="20"/>
+                <w:lang w:val="ru-RU"/>
+              </w:rPr>
+              <w:t xml:space="preserve"> </w:t>
+            </w:r>
+            <w:r>
+              <w:rPr>
+                <w:sz w:val="20"/>
+                <w:szCs w:val="20"/>
+              </w:rPr>
+              <w:t>FPS</w:t>
+            </w:r>
+            <w:r>
+              <w:rPr>
+                <w:sz w:val="20"/>
+                <w:szCs w:val="20"/>
+                <w:lang w:val="ru-RU"/>
+              </w:rPr>
+              <w:t xml:space="preserve"> (</w:t>
+            </w:r>
+            <w:r>
+              <w:rPr>
+                <w:sz w:val="20"/>
+                <w:szCs w:val="20"/>
+              </w:rPr>
+              <w:t>frames</w:t>
+            </w:r>
+            <w:r>
+              <w:rPr>
+                <w:sz w:val="20"/>
+                <w:szCs w:val="20"/>
+                <w:lang w:val="ru-RU"/>
+              </w:rPr>
+              <w:t xml:space="preserve"> </w:t>
+            </w:r>
+            <w:r>
+              <w:rPr>
+                <w:sz w:val="20"/>
+                <w:szCs w:val="20"/>
+              </w:rPr>
+              <w:t>per</w:t>
+            </w:r>
+            <w:r>
+              <w:rPr>
+                <w:sz w:val="20"/>
+                <w:szCs w:val="20"/>
+                <w:lang w:val="ru-RU"/>
+              </w:rPr>
+              <w:t xml:space="preserve"> </w:t>
+            </w:r>
+            <w:r>
+              <w:rPr>
+                <w:sz w:val="20"/>
+                <w:szCs w:val="20"/>
+              </w:rPr>
+              <w:t>second</w:t>
+            </w:r>
+            <w:r>
+              <w:rPr>
+                <w:sz w:val="20"/>
+                <w:szCs w:val="20"/>
+                <w:lang w:val="ru-RU"/>
+              </w:rPr>
+              <w:t xml:space="preserve"> </w:t>
+            </w:r>
+            <w:r>
+              <w:rPr>
+                <w:sz w:val="20"/>
+                <w:szCs w:val="20"/>
+                <w:lang w:val="ru-RU"/>
+              </w:rPr>
+              <w:t>–</w:t>
+            </w:r>
+            <w:r>
+              <w:rPr>
+                <w:sz w:val="20"/>
+                <w:szCs w:val="20"/>
+                <w:lang w:val="ru-RU"/>
+              </w:rPr>
+              <w:t xml:space="preserve"> </w:t>
+            </w:r>
+            <w:r>
+              <w:rPr>
+                <w:sz w:val="20"/>
+                <w:szCs w:val="20"/>
+                <w:lang w:val="ru-RU"/>
+              </w:rPr>
+              <w:t>кадры в секунду</w:t>
+            </w:r>
+            <w:r>
+              <w:rPr>
+                <w:sz w:val="20"/>
+                <w:szCs w:val="20"/>
+                <w:lang w:val="ru-RU"/>
+              </w:rPr>
+              <w:t xml:space="preserve">). </w:t>
+            </w:r>
+          </w:p>
+        </w:tc>
+      </w:tr>
+      <w:tr>
+        <w:trPr>
+          <w:trHeight w:val="20"/>
+        </w:trPr>
+        <w:tc>
+          <w:tcPr>
+            <w:tcW w:w="527" w:type="pct"/>
+            <w:vAlign w:val="center"/>
+          </w:tcPr>
+          <w:p>
+            <w:pPr>
+              <w:pStyle w:val="TableParagraph"/>
+              <w:spacing w:before="0"/>
+              <w:ind w:left="0"/>
+              <w:jc w:val="center"/>
+              <w:rPr>
+                <w:sz w:val="20"/>
+                <w:szCs w:val="20"/>
+                <w:lang w:val="ru-RU"/>
+              </w:rPr>
+            </w:pPr>
+            <w:r>
+              <w:rPr>
+                <w:sz w:val="20"/>
+                <w:szCs w:val="20"/>
+              </w:rPr>
+              <w:t>F1</w:t>
+            </w:r>
+            <w:r>
+              <w:rPr>
+                <w:sz w:val="20"/>
+                <w:szCs w:val="20"/>
+                <w:lang w:val="ru-RU"/>
+              </w:rPr>
               <w:t>2</w:t>
             </w:r>
           </w:p>
@@ -3139,8 +3307,6 @@
               </w:rPr>
               <w:t>в формате JPEG</w:t>
             </w:r>
-            <w:bookmarkStart w:id="0" w:name="_GoBack"/>
-            <w:bookmarkEnd w:id="0"/>
           </w:p>
         </w:tc>
       </w:tr>
